--- a/Backend/Director_Disclosure/Output_Disclosures/2024-25/ADANI_RENEWABLE_ENERGY_HOLDING_FIVE_LIMITED/MBP-1/MBP1_Vijaykumar_Chimanbhai_Lad_09222614.docx
+++ b/Backend/Director_Disclosure/Output_Disclosures/2024-25/ADANI_RENEWABLE_ENERGY_HOLDING_FIVE_LIMITED/MBP-1/MBP1_Vijaykumar_Chimanbhai_Lad_09222614.docx
@@ -93,182 +93,17 @@
     </w:p>
     <w:p>
       <w:pPr>
-        <w:spacing w:before="0" w:after="0"/>
-        <w:jc w:val="left"/>
-      </w:pPr>
-      <w:r>
-        <w:rPr>
-          <w:rFonts w:ascii="Adani" w:hAnsi="Adani"/>
-          <w:b w:val="0"/>
-          <w:sz w:val="20"/>
-          <w:u w:val="none"/>
-        </w:rPr>
-        <w:t>ADANI WIND ENERGY KUTCHH FIVE LIMITED</w:t>
-      </w:r>
-    </w:p>
-    <w:p>
-      <w:pPr>
-        <w:spacing w:before="0" w:after="0"/>
-        <w:jc w:val="left"/>
-      </w:pPr>
-      <w:r>
-        <w:rPr>
-          <w:rFonts w:ascii="Adani" w:hAnsi="Adani"/>
-          <w:b w:val="0"/>
-          <w:sz w:val="20"/>
-          <w:u w:val="none"/>
-        </w:rPr>
-        <w:t>ADANI RENEWABLE ENERGY HOLDING THREE LIMITED</w:t>
-      </w:r>
-    </w:p>
-    <w:p>
-      <w:pPr>
-        <w:spacing w:before="0" w:after="0"/>
-        <w:jc w:val="left"/>
-      </w:pPr>
-      <w:r>
-        <w:rPr>
-          <w:rFonts w:ascii="Adani" w:hAnsi="Adani"/>
-          <w:b w:val="0"/>
-          <w:sz w:val="20"/>
-          <w:u w:val="none"/>
-        </w:rPr>
-        <w:t>ADANI RENEWABLE ENERGY HOLDING FIVE LIMITED</w:t>
-      </w:r>
-    </w:p>
-    <w:p>
-      <w:pPr>
-        <w:spacing w:before="0" w:after="0"/>
-        <w:jc w:val="left"/>
-      </w:pPr>
-      <w:r>
-        <w:rPr>
-          <w:rFonts w:ascii="Adani" w:hAnsi="Adani"/>
-          <w:b w:val="0"/>
-          <w:sz w:val="20"/>
-          <w:u w:val="none"/>
-        </w:rPr>
-        <w:t>ADANI RENEWABLE ENERGY HOLDING ONE LIMITED</w:t>
-      </w:r>
-    </w:p>
-    <w:p>
-      <w:pPr>
-        <w:spacing w:before="0" w:after="0"/>
-        <w:jc w:val="left"/>
-      </w:pPr>
-      <w:r>
-        <w:rPr>
-          <w:rFonts w:ascii="Adani" w:hAnsi="Adani"/>
-          <w:b w:val="0"/>
-          <w:sz w:val="20"/>
-          <w:u w:val="none"/>
-        </w:rPr>
-        <w:t>ADANI RENEWABLE ENERGY THIRTY ONE PRIVATE LIMITED</w:t>
-      </w:r>
-    </w:p>
-    <w:p>
-      <w:pPr>
-        <w:spacing w:before="0" w:after="0"/>
-        <w:jc w:val="left"/>
-      </w:pPr>
-      <w:r>
-        <w:rPr>
-          <w:rFonts w:ascii="Adani" w:hAnsi="Adani"/>
-          <w:b w:val="0"/>
-          <w:sz w:val="20"/>
-          <w:u w:val="none"/>
-        </w:rPr>
-        <w:t>ADANI RENEWABLE ENERGY EIGHTEEN LIMITED</w:t>
-      </w:r>
-    </w:p>
-    <w:p>
-      <w:pPr>
-        <w:spacing w:before="0" w:after="0"/>
-        <w:jc w:val="left"/>
-      </w:pPr>
-      <w:r>
-        <w:rPr>
-          <w:rFonts w:ascii="Adani" w:hAnsi="Adani"/>
-          <w:b w:val="0"/>
-          <w:sz w:val="20"/>
-          <w:u w:val="none"/>
-        </w:rPr>
-        <w:t>ADANI RENEWABLE ENERGY HOLDING SEVENTEEN LIMITED</w:t>
-      </w:r>
-    </w:p>
-    <w:p>
-      <w:pPr>
-        <w:spacing w:before="0" w:after="0"/>
-        <w:jc w:val="left"/>
-      </w:pPr>
-      <w:r>
-        <w:rPr>
-          <w:rFonts w:ascii="Adani" w:hAnsi="Adani"/>
-          <w:b w:val="0"/>
-          <w:sz w:val="20"/>
-          <w:u w:val="none"/>
-        </w:rPr>
-        <w:t>ADANI SOLAR ENERGY BARMER ONE LIMITED</w:t>
-      </w:r>
-    </w:p>
-    <w:p>
-      <w:pPr>
-        <w:spacing w:before="0" w:after="0"/>
-        <w:jc w:val="left"/>
-      </w:pPr>
-      <w:r>
-        <w:rPr>
-          <w:rFonts w:ascii="Adani" w:hAnsi="Adani"/>
-          <w:b w:val="0"/>
-          <w:sz w:val="20"/>
-          <w:u w:val="none"/>
-        </w:rPr>
-        <w:t>ADANI RENEWABLE ENERGY TWENTY ONE LIMITED</w:t>
-      </w:r>
-    </w:p>
-    <w:p>
-      <w:pPr>
-        <w:spacing w:before="0" w:after="0"/>
-        <w:jc w:val="left"/>
-      </w:pPr>
-      <w:r>
-        <w:rPr>
-          <w:rFonts w:ascii="Adani" w:hAnsi="Adani"/>
-          <w:b w:val="0"/>
-          <w:sz w:val="20"/>
-          <w:u w:val="none"/>
-        </w:rPr>
-        <w:t>ADANI RENEWABLE ENERGY NINETEEN LIMITED</w:t>
-      </w:r>
-    </w:p>
-    <w:p>
-      <w:pPr>
-        <w:spacing w:before="0" w:after="0"/>
-        <w:jc w:val="left"/>
-      </w:pPr>
-      <w:r>
-        <w:rPr>
-          <w:rFonts w:ascii="Adani" w:hAnsi="Adani"/>
-          <w:b w:val="0"/>
-          <w:sz w:val="20"/>
-          <w:u w:val="none"/>
-        </w:rPr>
-        <w:t>ADANI SOLAR ENERGY JODHPUR SEVEN LIMITED</w:t>
-      </w:r>
-    </w:p>
-    <w:p>
-      <w:pPr>
         <w:spacing w:before="0" w:after="160"/>
         <w:jc w:val="left"/>
       </w:pPr>
       <w:r>
         <w:rPr>
           <w:rFonts w:ascii="Adani" w:hAnsi="Adani"/>
-          <w:b w:val="0"/>
+          <w:b/>
           <w:sz w:val="20"/>
           <w:u w:val="none"/>
         </w:rPr>
-        <w:t>ADANI RENEWABLE ENERGY TWENTY LIMITED</w:t>
+        <w:t>ADANI RENEWABLE ENERGY HOLDING FIVE LIMITED</w:t>
       </w:r>
     </w:p>
     <w:p>
@@ -696,7 +531,7 @@
                 <w:sz w:val="18"/>
                 <w:u w:val="none"/>
               </w:rPr>
-              <w:t>ADANI RENEWABLE ENERGY HOLDING THREE LIMITED</w:t>
+              <w:t>ADANI RENEWABLE ENERGY HOLDING ONE LIMITED</w:t>
             </w:r>
           </w:p>
         </w:tc>
@@ -838,7 +673,7 @@
                 <w:sz w:val="18"/>
                 <w:u w:val="none"/>
               </w:rPr>
-              <w:t>ADANI RENEWABLE ENERGY HOLDING FIVE LIMITED</w:t>
+              <w:t>ADANI RENEWABLE ENERGY HOLDING THREE LIMITED</w:t>
             </w:r>
           </w:p>
         </w:tc>
@@ -980,7 +815,7 @@
                 <w:sz w:val="18"/>
                 <w:u w:val="none"/>
               </w:rPr>
-              <w:t>ADANI RENEWABLE ENERGY HOLDING ONE LIMITED</w:t>
+              <w:t>ADANI RENEWABLE ENERGY HOLDING FIVE LIMITED</w:t>
             </w:r>
           </w:p>
         </w:tc>
@@ -1122,7 +957,7 @@
                 <w:sz w:val="18"/>
                 <w:u w:val="none"/>
               </w:rPr>
-              <w:t>ADANI RENEWABLE ENERGY THIRTY ONE PRIVATE LIMITED</w:t>
+              <w:t>ADANI RENEWABLE ENERGY EIGHTEEN LIMITED</w:t>
             </w:r>
           </w:p>
         </w:tc>
@@ -1264,7 +1099,7 @@
                 <w:sz w:val="18"/>
                 <w:u w:val="none"/>
               </w:rPr>
-              <w:t>ADANI RENEWABLE ENERGY EIGHTEEN LIMITED</w:t>
+              <w:t>ADANI RENEWABLE ENERGY THIRTY ONE PRIVATE LIMITED</w:t>
             </w:r>
           </w:p>
         </w:tc>
@@ -1548,7 +1383,7 @@
                 <w:sz w:val="18"/>
                 <w:u w:val="none"/>
               </w:rPr>
-              <w:t>ADANI SOLAR ENERGY BARMER ONE LIMITED</w:t>
+              <w:t>ADANI RENEWABLE ENERGY TWENTY LIMITED</w:t>
             </w:r>
           </w:p>
         </w:tc>
@@ -1632,7 +1467,7 @@
                 <w:sz w:val="18"/>
                 <w:u w:val="none"/>
               </w:rPr>
-              <w:t>27/11/2021</w:t>
+              <w:t>30/09/2021</w:t>
             </w:r>
           </w:p>
         </w:tc>
@@ -1690,7 +1525,7 @@
                 <w:sz w:val="18"/>
                 <w:u w:val="none"/>
               </w:rPr>
-              <w:t>ADANI RENEWABLE ENERGY TWENTY ONE LIMITED</w:t>
+              <w:t>ADANI RENEWABLE ENERGY NINETEEN LIMITED</w:t>
             </w:r>
           </w:p>
         </w:tc>
@@ -1832,7 +1667,7 @@
                 <w:sz w:val="18"/>
                 <w:u w:val="none"/>
               </w:rPr>
-              <w:t>ADANI RENEWABLE ENERGY NINETEEN LIMITED</w:t>
+              <w:t>ADANI SOLAR ENERGY JODHPUR SEVEN LIMITED</w:t>
             </w:r>
           </w:p>
         </w:tc>
@@ -1974,149 +1809,7 @@
                 <w:sz w:val="18"/>
                 <w:u w:val="none"/>
               </w:rPr>
-              <w:t>ADANI SOLAR ENERGY JODHPUR SEVEN LIMITED</w:t>
-            </w:r>
-          </w:p>
-        </w:tc>
-        <w:tc>
-          <w:tcPr>
-            <w:tcW w:type="dxa" w:w="1814"/>
-            <w:shd w:val="clear" w:color="auto" w:fill="FFFFFF"/>
-            <w:tcBorders>
-              <w:top w:val="single" w:sz="4" w:space="0" w:color="000000"/>
-              <w:left w:val="single" w:sz="4" w:space="0" w:color="000000"/>
-              <w:bottom w:val="single" w:sz="4" w:space="0" w:color="000000"/>
-              <w:right w:val="single" w:sz="4" w:space="0" w:color="000000"/>
-            </w:tcBorders>
-            <w:vAlign w:val="center"/>
-          </w:tcPr>
-          <w:p>
-            <w:pPr>
-              <w:spacing w:before="40" w:after="40"/>
-              <w:jc w:val="left"/>
-            </w:pPr>
-            <w:r>
-              <w:rPr>
-                <w:rFonts w:ascii="Adani" w:hAnsi="Adani"/>
-                <w:b w:val="0"/>
-                <w:sz w:val="18"/>
-                <w:u w:val="none"/>
-              </w:rPr>
-              <w:t>Director</w:t>
-            </w:r>
-          </w:p>
-        </w:tc>
-        <w:tc>
-          <w:tcPr>
-            <w:tcW w:type="dxa" w:w="1020"/>
-            <w:shd w:val="clear" w:color="auto" w:fill="FFFFFF"/>
-            <w:tcBorders>
-              <w:top w:val="single" w:sz="4" w:space="0" w:color="000000"/>
-              <w:left w:val="single" w:sz="4" w:space="0" w:color="000000"/>
-              <w:bottom w:val="single" w:sz="4" w:space="0" w:color="000000"/>
-              <w:right w:val="single" w:sz="4" w:space="0" w:color="000000"/>
-            </w:tcBorders>
-            <w:vAlign w:val="center"/>
-          </w:tcPr>
-          <w:p>
-            <w:pPr>
-              <w:spacing w:before="40" w:after="40"/>
-              <w:jc w:val="left"/>
-            </w:pPr>
-            <w:r>
-              <w:rPr>
-                <w:rFonts w:ascii="Adani" w:hAnsi="Adani"/>
-                <w:b w:val="0"/>
-                <w:sz w:val="18"/>
-                <w:u w:val="none"/>
-              </w:rPr>
-              <w:t>NIL</w:t>
-            </w:r>
-          </w:p>
-        </w:tc>
-        <w:tc>
-          <w:tcPr>
-            <w:tcW w:type="dxa" w:w="1247"/>
-            <w:shd w:val="clear" w:color="auto" w:fill="FFFFFF"/>
-            <w:tcBorders>
-              <w:top w:val="single" w:sz="4" w:space="0" w:color="000000"/>
-              <w:left w:val="single" w:sz="4" w:space="0" w:color="000000"/>
-              <w:bottom w:val="single" w:sz="4" w:space="0" w:color="000000"/>
-              <w:right w:val="single" w:sz="4" w:space="0" w:color="000000"/>
-            </w:tcBorders>
-            <w:vAlign w:val="center"/>
-          </w:tcPr>
-          <w:p>
-            <w:pPr>
-              <w:spacing w:before="40" w:after="40"/>
-              <w:jc w:val="left"/>
-            </w:pPr>
-            <w:r>
-              <w:rPr>
-                <w:rFonts w:ascii="Adani" w:hAnsi="Adani"/>
-                <w:b w:val="0"/>
-                <w:sz w:val="18"/>
-                <w:u w:val="none"/>
-              </w:rPr>
-              <w:t>30/09/2021</w:t>
-            </w:r>
-          </w:p>
-        </w:tc>
-      </w:tr>
-      <w:tr>
-        <w:tc>
-          <w:tcPr>
-            <w:tcW w:type="dxa" w:w="680"/>
-            <w:shd w:val="clear" w:color="auto" w:fill="FFFFFF"/>
-            <w:tcBorders>
-              <w:top w:val="single" w:sz="4" w:space="0" w:color="000000"/>
-              <w:left w:val="single" w:sz="4" w:space="0" w:color="000000"/>
-              <w:bottom w:val="single" w:sz="4" w:space="0" w:color="000000"/>
-              <w:right w:val="single" w:sz="4" w:space="0" w:color="000000"/>
-            </w:tcBorders>
-            <w:vAlign w:val="center"/>
-          </w:tcPr>
-          <w:p>
-            <w:pPr>
-              <w:spacing w:before="40" w:after="40"/>
-              <w:jc w:val="left"/>
-            </w:pPr>
-            <w:r>
-              <w:rPr>
-                <w:rFonts w:ascii="Adani" w:hAnsi="Adani"/>
-                <w:b w:val="0"/>
-                <w:sz w:val="18"/>
-                <w:u w:val="none"/>
-              </w:rPr>
-              <w:t>12</w:t>
-            </w:r>
-          </w:p>
-        </w:tc>
-        <w:tc>
-          <w:tcPr>
-            <w:tcW w:type="dxa" w:w="3969"/>
-            <w:shd w:val="clear" w:color="auto" w:fill="FFFFFF"/>
-            <w:tcBorders>
-              <w:top w:val="single" w:sz="4" w:space="0" w:color="000000"/>
-              <w:left w:val="single" w:sz="4" w:space="0" w:color="000000"/>
-              <w:bottom w:val="single" w:sz="4" w:space="0" w:color="000000"/>
-              <w:right w:val="single" w:sz="4" w:space="0" w:color="000000"/>
-            </w:tcBorders>
-            <w:vAlign w:val="center"/>
-          </w:tcPr>
-          <w:p>
-            <w:pPr>
-              <w:spacing w:before="40" w:after="40"/>
-              <w:jc w:val="left"/>
-            </w:pPr>
-            <w:r>
-              <w:rPr>
-                <w:rFonts w:ascii="Adani" w:hAnsi="Adani"/>
-                <w:b w:val="0"/>
-                <w:sz w:val="18"/>
-                <w:u w:val="none"/>
-              </w:rPr>
-              <w:t>ADANI RENEWABLE ENERGY TWENTY LIMITED</w:t>
+              <w:t>ADANI RENEWABLE ENERGY TWENTY ONE LIMITED</w:t>
             </w:r>
           </w:p>
         </w:tc>
@@ -2437,7 +2130,7 @@
                 <w:sz w:val="18"/>
                 <w:u w:val="none"/>
               </w:rPr>
-              <w:t>Date:   07th May, 2026</w:t>
+              <w:t>Date:   15th May, 2026</w:t>
             </w:r>
           </w:p>
         </w:tc>
@@ -2703,174 +2396,441 @@
         <w:t>:</w:t>
       </w:r>
     </w:p>
-    <w:p>
-      <w:pPr>
-        <w:pStyle w:val="ListNumber"/>
-        <w:spacing w:before="0" w:after="40"/>
-        <w:ind w:left="720"/>
-      </w:pPr>
-      <w:r>
-        <w:rPr>
-          <w:rFonts w:ascii="Adani" w:hAnsi="Adani"/>
-          <w:b w:val="0"/>
-          <w:sz w:val="20"/>
-          <w:u w:val="none"/>
-        </w:rPr>
-        <w:t>Father</w:t>
-        <w:tab/>
-        <w:tab/>
-        <w:t>:</w:t>
-        <w:tab/>
-        <w:t>NIL</w:t>
-      </w:r>
-    </w:p>
-    <w:p>
-      <w:pPr>
-        <w:pStyle w:val="ListNumber"/>
-        <w:spacing w:before="0" w:after="40"/>
-        <w:ind w:left="720"/>
-      </w:pPr>
-      <w:r>
-        <w:rPr>
-          <w:rFonts w:ascii="Adani" w:hAnsi="Adani"/>
-          <w:b w:val="0"/>
-          <w:sz w:val="20"/>
-          <w:u w:val="none"/>
-        </w:rPr>
-        <w:t>Mother</w:t>
-        <w:tab/>
-        <w:tab/>
-        <w:t>:</w:t>
-        <w:tab/>
-        <w:t>NIL</w:t>
-      </w:r>
-    </w:p>
-    <w:p>
-      <w:pPr>
-        <w:pStyle w:val="ListNumber"/>
-        <w:spacing w:before="0" w:after="40"/>
-        <w:ind w:left="720"/>
-      </w:pPr>
-      <w:r>
-        <w:rPr>
-          <w:rFonts w:ascii="Adani" w:hAnsi="Adani"/>
-          <w:b w:val="0"/>
-          <w:sz w:val="20"/>
-          <w:u w:val="none"/>
-        </w:rPr>
-        <w:t>Son</w:t>
-        <w:tab/>
-        <w:tab/>
-        <w:t>:</w:t>
-        <w:tab/>
-        <w:t>NIL</w:t>
-      </w:r>
-    </w:p>
-    <w:p>
-      <w:pPr>
-        <w:pStyle w:val="ListNumber"/>
-        <w:spacing w:before="0" w:after="40"/>
-        <w:ind w:left="720"/>
-      </w:pPr>
-      <w:r>
-        <w:rPr>
-          <w:rFonts w:ascii="Adani" w:hAnsi="Adani"/>
-          <w:b w:val="0"/>
-          <w:sz w:val="20"/>
-          <w:u w:val="none"/>
-        </w:rPr>
-        <w:t>Son's Wife</w:t>
-        <w:tab/>
-        <w:tab/>
-        <w:t>:</w:t>
-        <w:tab/>
-        <w:t>NIL</w:t>
-      </w:r>
-    </w:p>
-    <w:p>
-      <w:pPr>
-        <w:pStyle w:val="ListNumber"/>
-        <w:spacing w:before="0" w:after="40"/>
-        <w:ind w:left="720"/>
-      </w:pPr>
-      <w:r>
-        <w:rPr>
-          <w:rFonts w:ascii="Adani" w:hAnsi="Adani"/>
-          <w:b w:val="0"/>
-          <w:sz w:val="20"/>
-          <w:u w:val="none"/>
-        </w:rPr>
-        <w:t>Daughter</w:t>
-        <w:tab/>
-        <w:tab/>
-        <w:t>:</w:t>
-        <w:tab/>
-        <w:t>NIL</w:t>
-      </w:r>
-    </w:p>
-    <w:p>
-      <w:pPr>
-        <w:pStyle w:val="ListNumber"/>
-        <w:spacing w:before="0" w:after="40"/>
-        <w:ind w:left="720"/>
-      </w:pPr>
-      <w:r>
-        <w:rPr>
-          <w:rFonts w:ascii="Adani" w:hAnsi="Adani"/>
-          <w:b w:val="0"/>
-          <w:sz w:val="20"/>
-          <w:u w:val="none"/>
-        </w:rPr>
-        <w:t>Daughter's Husband</w:t>
-        <w:tab/>
-        <w:tab/>
-        <w:t>:</w:t>
-        <w:tab/>
-        <w:t>NIL</w:t>
-      </w:r>
-    </w:p>
-    <w:p>
-      <w:pPr>
-        <w:pStyle w:val="ListNumber"/>
-        <w:spacing w:before="0" w:after="40"/>
-        <w:ind w:left="720"/>
-      </w:pPr>
-      <w:r>
-        <w:rPr>
-          <w:rFonts w:ascii="Adani" w:hAnsi="Adani"/>
-          <w:b w:val="0"/>
-          <w:sz w:val="20"/>
-          <w:u w:val="none"/>
-        </w:rPr>
-        <w:t>Brother</w:t>
-        <w:tab/>
-        <w:tab/>
-        <w:t>:</w:t>
-        <w:tab/>
-        <w:t>NIL</w:t>
-      </w:r>
-    </w:p>
-    <w:p>
-      <w:pPr>
-        <w:pStyle w:val="ListNumber"/>
-        <w:spacing w:before="0" w:after="40"/>
-        <w:ind w:left="720"/>
-      </w:pPr>
-      <w:r>
-        <w:rPr>
-          <w:rFonts w:ascii="Adani" w:hAnsi="Adani"/>
-          <w:b w:val="0"/>
-          <w:sz w:val="20"/>
-          <w:u w:val="none"/>
-        </w:rPr>
-        <w:t>Sister</w:t>
-        <w:tab/>
-        <w:tab/>
-        <w:t>:</w:t>
-        <w:tab/>
-        <w:t>NIL</w:t>
-      </w:r>
-    </w:p>
+    <w:tbl>
+      <w:tblPr>
+        <w:tblW w:type="auto" w:w="0"/>
+        <w:jc w:val="left"/>
+        <w:tblLook w:firstColumn="1" w:firstRow="1" w:lastColumn="0" w:lastRow="0" w:noHBand="0" w:noVBand="1" w:val="04A0"/>
+      </w:tblPr>
+      <w:tblGrid>
+        <w:gridCol w:w="4536"/>
+        <w:gridCol w:w="4536"/>
+      </w:tblGrid>
+      <w:tr>
+        <w:tc>
+          <w:tcPr>
+            <w:tcW w:type="dxa" w:w="4536"/>
+            <w:tcBorders>
+              <w:top w:val="none"/>
+              <w:bottom w:val="none"/>
+              <w:left w:val="none"/>
+              <w:right w:val="none"/>
+            </w:tcBorders>
+          </w:tcPr>
+          <w:p>
+            <w:pPr>
+              <w:ind w:left="720"/>
+            </w:pPr>
+            <w:r>
+              <w:rPr>
+                <w:rFonts w:ascii="Adani" w:hAnsi="Adani"/>
+                <w:b w:val="0"/>
+                <w:sz w:val="20"/>
+                <w:u w:val="none"/>
+              </w:rPr>
+              <w:t>1.</w:t>
+              <w:tab/>
+              <w:t>Father</w:t>
+              <w:tab/>
+              <w:t>:</w:t>
+            </w:r>
+          </w:p>
+        </w:tc>
+        <w:tc>
+          <w:tcPr>
+            <w:tcW w:type="dxa" w:w="4536"/>
+            <w:tcBorders>
+              <w:top w:val="none"/>
+              <w:bottom w:val="none"/>
+              <w:left w:val="none"/>
+              <w:right w:val="none"/>
+            </w:tcBorders>
+          </w:tcPr>
+          <w:p>
+            <w:r>
+              <w:rPr>
+                <w:rFonts w:ascii="Adani" w:hAnsi="Adani"/>
+                <w:b w:val="0"/>
+                <w:sz w:val="20"/>
+                <w:u w:val="none"/>
+              </w:rPr>
+              <w:t>NIL</w:t>
+            </w:r>
+          </w:p>
+        </w:tc>
+      </w:tr>
+      <w:tr>
+        <w:tc>
+          <w:tcPr>
+            <w:tcW w:type="dxa" w:w="4536"/>
+            <w:tcBorders>
+              <w:top w:val="none"/>
+              <w:bottom w:val="none"/>
+              <w:left w:val="none"/>
+              <w:right w:val="none"/>
+            </w:tcBorders>
+          </w:tcPr>
+          <w:p>
+            <w:pPr>
+              <w:ind w:left="720"/>
+            </w:pPr>
+            <w:r>
+              <w:rPr>
+                <w:rFonts w:ascii="Adani" w:hAnsi="Adani"/>
+                <w:b w:val="0"/>
+                <w:sz w:val="20"/>
+                <w:u w:val="none"/>
+              </w:rPr>
+              <w:t>2.</w:t>
+              <w:tab/>
+              <w:t>Mother</w:t>
+              <w:tab/>
+              <w:t>:</w:t>
+            </w:r>
+          </w:p>
+        </w:tc>
+        <w:tc>
+          <w:tcPr>
+            <w:tcW w:type="dxa" w:w="4536"/>
+            <w:tcBorders>
+              <w:top w:val="none"/>
+              <w:bottom w:val="none"/>
+              <w:left w:val="none"/>
+              <w:right w:val="none"/>
+            </w:tcBorders>
+          </w:tcPr>
+          <w:p>
+            <w:r>
+              <w:rPr>
+                <w:rFonts w:ascii="Adani" w:hAnsi="Adani"/>
+                <w:b w:val="0"/>
+                <w:sz w:val="20"/>
+                <w:u w:val="none"/>
+              </w:rPr>
+              <w:t>NIL</w:t>
+            </w:r>
+          </w:p>
+        </w:tc>
+      </w:tr>
+      <w:tr>
+        <w:tc>
+          <w:tcPr>
+            <w:tcW w:type="dxa" w:w="4536"/>
+            <w:tcBorders>
+              <w:top w:val="none"/>
+              <w:bottom w:val="none"/>
+              <w:left w:val="none"/>
+              <w:right w:val="none"/>
+            </w:tcBorders>
+          </w:tcPr>
+          <w:p>
+            <w:pPr>
+              <w:ind w:left="720"/>
+            </w:pPr>
+            <w:r>
+              <w:rPr>
+                <w:rFonts w:ascii="Adani" w:hAnsi="Adani"/>
+                <w:b w:val="0"/>
+                <w:sz w:val="20"/>
+                <w:u w:val="none"/>
+              </w:rPr>
+              <w:t>3.</w:t>
+              <w:tab/>
+              <w:t>Son</w:t>
+              <w:tab/>
+              <w:t>:</w:t>
+            </w:r>
+          </w:p>
+        </w:tc>
+        <w:tc>
+          <w:tcPr>
+            <w:tcW w:type="dxa" w:w="4536"/>
+            <w:tcBorders>
+              <w:top w:val="none"/>
+              <w:bottom w:val="none"/>
+              <w:left w:val="none"/>
+              <w:right w:val="none"/>
+            </w:tcBorders>
+          </w:tcPr>
+          <w:p>
+            <w:r>
+              <w:rPr>
+                <w:rFonts w:ascii="Adani" w:hAnsi="Adani"/>
+                <w:b w:val="0"/>
+                <w:sz w:val="20"/>
+                <w:u w:val="none"/>
+              </w:rPr>
+              <w:t>NIL</w:t>
+            </w:r>
+          </w:p>
+        </w:tc>
+      </w:tr>
+      <w:tr>
+        <w:tc>
+          <w:tcPr>
+            <w:tcW w:type="dxa" w:w="4536"/>
+            <w:tcBorders>
+              <w:top w:val="none"/>
+              <w:bottom w:val="none"/>
+              <w:left w:val="none"/>
+              <w:right w:val="none"/>
+            </w:tcBorders>
+          </w:tcPr>
+          <w:p>
+            <w:pPr>
+              <w:ind w:left="720"/>
+            </w:pPr>
+            <w:r>
+              <w:rPr>
+                <w:rFonts w:ascii="Adani" w:hAnsi="Adani"/>
+                <w:b w:val="0"/>
+                <w:sz w:val="20"/>
+                <w:u w:val="none"/>
+              </w:rPr>
+              <w:t>4.</w:t>
+              <w:tab/>
+              <w:t>Son's Wife</w:t>
+              <w:tab/>
+              <w:t>:</w:t>
+            </w:r>
+          </w:p>
+        </w:tc>
+        <w:tc>
+          <w:tcPr>
+            <w:tcW w:type="dxa" w:w="4536"/>
+            <w:tcBorders>
+              <w:top w:val="none"/>
+              <w:bottom w:val="none"/>
+              <w:left w:val="none"/>
+              <w:right w:val="none"/>
+            </w:tcBorders>
+          </w:tcPr>
+          <w:p>
+            <w:r>
+              <w:rPr>
+                <w:rFonts w:ascii="Adani" w:hAnsi="Adani"/>
+                <w:b w:val="0"/>
+                <w:sz w:val="20"/>
+                <w:u w:val="none"/>
+              </w:rPr>
+              <w:t>NIL</w:t>
+            </w:r>
+          </w:p>
+        </w:tc>
+      </w:tr>
+      <w:tr>
+        <w:tc>
+          <w:tcPr>
+            <w:tcW w:type="dxa" w:w="4536"/>
+            <w:tcBorders>
+              <w:top w:val="none"/>
+              <w:bottom w:val="none"/>
+              <w:left w:val="none"/>
+              <w:right w:val="none"/>
+            </w:tcBorders>
+          </w:tcPr>
+          <w:p>
+            <w:pPr>
+              <w:ind w:left="720"/>
+            </w:pPr>
+            <w:r>
+              <w:rPr>
+                <w:rFonts w:ascii="Adani" w:hAnsi="Adani"/>
+                <w:b w:val="0"/>
+                <w:sz w:val="20"/>
+                <w:u w:val="none"/>
+              </w:rPr>
+              <w:t>5.</w:t>
+              <w:tab/>
+              <w:t>Daughter</w:t>
+              <w:tab/>
+              <w:t>:</w:t>
+            </w:r>
+          </w:p>
+        </w:tc>
+        <w:tc>
+          <w:tcPr>
+            <w:tcW w:type="dxa" w:w="4536"/>
+            <w:tcBorders>
+              <w:top w:val="none"/>
+              <w:bottom w:val="none"/>
+              <w:left w:val="none"/>
+              <w:right w:val="none"/>
+            </w:tcBorders>
+          </w:tcPr>
+          <w:p>
+            <w:r>
+              <w:rPr>
+                <w:rFonts w:ascii="Adani" w:hAnsi="Adani"/>
+                <w:b w:val="0"/>
+                <w:sz w:val="20"/>
+                <w:u w:val="none"/>
+              </w:rPr>
+              <w:t>NIL</w:t>
+            </w:r>
+          </w:p>
+        </w:tc>
+      </w:tr>
+      <w:tr>
+        <w:tc>
+          <w:tcPr>
+            <w:tcW w:type="dxa" w:w="4536"/>
+            <w:tcBorders>
+              <w:top w:val="none"/>
+              <w:bottom w:val="none"/>
+              <w:left w:val="none"/>
+              <w:right w:val="none"/>
+            </w:tcBorders>
+          </w:tcPr>
+          <w:p>
+            <w:pPr>
+              <w:ind w:left="720"/>
+            </w:pPr>
+            <w:r>
+              <w:rPr>
+                <w:rFonts w:ascii="Adani" w:hAnsi="Adani"/>
+                <w:b w:val="0"/>
+                <w:sz w:val="20"/>
+                <w:u w:val="none"/>
+              </w:rPr>
+              <w:t>6.</w:t>
+              <w:tab/>
+              <w:t>Daughter's Husband</w:t>
+              <w:tab/>
+              <w:t>:</w:t>
+            </w:r>
+          </w:p>
+        </w:tc>
+        <w:tc>
+          <w:tcPr>
+            <w:tcW w:type="dxa" w:w="4536"/>
+            <w:tcBorders>
+              <w:top w:val="none"/>
+              <w:bottom w:val="none"/>
+              <w:left w:val="none"/>
+              <w:right w:val="none"/>
+            </w:tcBorders>
+          </w:tcPr>
+          <w:p>
+            <w:r>
+              <w:rPr>
+                <w:rFonts w:ascii="Adani" w:hAnsi="Adani"/>
+                <w:b w:val="0"/>
+                <w:sz w:val="20"/>
+                <w:u w:val="none"/>
+              </w:rPr>
+              <w:t>NIL</w:t>
+            </w:r>
+          </w:p>
+        </w:tc>
+      </w:tr>
+      <w:tr>
+        <w:tc>
+          <w:tcPr>
+            <w:tcW w:type="dxa" w:w="4536"/>
+            <w:tcBorders>
+              <w:top w:val="none"/>
+              <w:bottom w:val="none"/>
+              <w:left w:val="none"/>
+              <w:right w:val="none"/>
+            </w:tcBorders>
+          </w:tcPr>
+          <w:p>
+            <w:pPr>
+              <w:ind w:left="720"/>
+            </w:pPr>
+            <w:r>
+              <w:rPr>
+                <w:rFonts w:ascii="Adani" w:hAnsi="Adani"/>
+                <w:b w:val="0"/>
+                <w:sz w:val="20"/>
+                <w:u w:val="none"/>
+              </w:rPr>
+              <w:t>7.</w:t>
+              <w:tab/>
+              <w:t>Brother</w:t>
+              <w:tab/>
+              <w:t>:</w:t>
+            </w:r>
+          </w:p>
+        </w:tc>
+        <w:tc>
+          <w:tcPr>
+            <w:tcW w:type="dxa" w:w="4536"/>
+            <w:tcBorders>
+              <w:top w:val="none"/>
+              <w:bottom w:val="none"/>
+              <w:left w:val="none"/>
+              <w:right w:val="none"/>
+            </w:tcBorders>
+          </w:tcPr>
+          <w:p>
+            <w:r>
+              <w:rPr>
+                <w:rFonts w:ascii="Adani" w:hAnsi="Adani"/>
+                <w:b w:val="0"/>
+                <w:sz w:val="20"/>
+                <w:u w:val="none"/>
+              </w:rPr>
+              <w:t>NIL</w:t>
+            </w:r>
+          </w:p>
+        </w:tc>
+      </w:tr>
+      <w:tr>
+        <w:tc>
+          <w:tcPr>
+            <w:tcW w:type="dxa" w:w="4536"/>
+            <w:tcBorders>
+              <w:top w:val="none"/>
+              <w:bottom w:val="none"/>
+              <w:left w:val="none"/>
+              <w:right w:val="none"/>
+            </w:tcBorders>
+          </w:tcPr>
+          <w:p>
+            <w:pPr>
+              <w:ind w:left="720"/>
+            </w:pPr>
+            <w:r>
+              <w:rPr>
+                <w:rFonts w:ascii="Adani" w:hAnsi="Adani"/>
+                <w:b w:val="0"/>
+                <w:sz w:val="20"/>
+                <w:u w:val="none"/>
+              </w:rPr>
+              <w:t>8.</w:t>
+              <w:tab/>
+              <w:t>Sister</w:t>
+              <w:tab/>
+              <w:t>:</w:t>
+            </w:r>
+          </w:p>
+        </w:tc>
+        <w:tc>
+          <w:tcPr>
+            <w:tcW w:type="dxa" w:w="4536"/>
+            <w:tcBorders>
+              <w:top w:val="none"/>
+              <w:bottom w:val="none"/>
+              <w:left w:val="none"/>
+              <w:right w:val="none"/>
+            </w:tcBorders>
+          </w:tcPr>
+          <w:p>
+            <w:r>
+              <w:rPr>
+                <w:rFonts w:ascii="Adani" w:hAnsi="Adani"/>
+                <w:b w:val="0"/>
+                <w:sz w:val="20"/>
+                <w:u w:val="none"/>
+              </w:rPr>
+              <w:t>NIL</w:t>
+            </w:r>
+          </w:p>
+        </w:tc>
+      </w:tr>
+    </w:tbl>
     <w:p/>
     <w:p>
       <w:pPr>
@@ -3207,7 +3167,7 @@
                 <w:sz w:val="18"/>
                 <w:u w:val="none"/>
               </w:rPr>
-              <w:t>Date:   07th May, 2026</w:t>
+              <w:t>Date:   15th May, 2026</w:t>
             </w:r>
           </w:p>
         </w:tc>
@@ -3368,7 +3328,7 @@
           <w:sz w:val="20"/>
           <w:u w:val="none"/>
         </w:rPr>
-        <w:t>07th May, 2026</w:t>
+        <w:t>15th May, 2026</w:t>
       </w:r>
     </w:p>
     <w:p>
@@ -3428,6 +3388,21 @@
           <w:sz w:val="20"/>
           <w:u w:val="none"/>
         </w:rPr>
+        <w:t>ADANI RENEWABLE ENERGY HOLDING ONE LIMITED</w:t>
+      </w:r>
+    </w:p>
+    <w:p>
+      <w:pPr>
+        <w:spacing w:before="0" w:after="20"/>
+        <w:jc w:val="left"/>
+      </w:pPr>
+      <w:r>
+        <w:rPr>
+          <w:rFonts w:ascii="Adani" w:hAnsi="Adani"/>
+          <w:b/>
+          <w:sz w:val="20"/>
+          <w:u w:val="none"/>
+        </w:rPr>
         <w:t>ADANI RENEWABLE ENERGY HOLDING THREE LIMITED</w:t>
       </w:r>
     </w:p>
@@ -3458,7 +3433,7 @@
           <w:sz w:val="20"/>
           <w:u w:val="none"/>
         </w:rPr>
-        <w:t>ADANI RENEWABLE ENERGY HOLDING ONE LIMITED</w:t>
+        <w:t>ADANI RENEWABLE ENERGY EIGHTEEN LIMITED</w:t>
       </w:r>
     </w:p>
     <w:p>
@@ -3488,21 +3463,6 @@
           <w:sz w:val="20"/>
           <w:u w:val="none"/>
         </w:rPr>
-        <w:t>ADANI RENEWABLE ENERGY EIGHTEEN LIMITED</w:t>
-      </w:r>
-    </w:p>
-    <w:p>
-      <w:pPr>
-        <w:spacing w:before="0" w:after="20"/>
-        <w:jc w:val="left"/>
-      </w:pPr>
-      <w:r>
-        <w:rPr>
-          <w:rFonts w:ascii="Adani" w:hAnsi="Adani"/>
-          <w:b/>
-          <w:sz w:val="20"/>
-          <w:u w:val="none"/>
-        </w:rPr>
         <w:t>ADANI RENEWABLE ENERGY HOLDING SEVENTEEN LIMITED</w:t>
       </w:r>
     </w:p>
@@ -3518,22 +3478,7 @@
           <w:sz w:val="20"/>
           <w:u w:val="none"/>
         </w:rPr>
-        <w:t>ADANI SOLAR ENERGY BARMER ONE LIMITED</w:t>
-      </w:r>
-    </w:p>
-    <w:p>
-      <w:pPr>
-        <w:spacing w:before="0" w:after="20"/>
-        <w:jc w:val="left"/>
-      </w:pPr>
-      <w:r>
-        <w:rPr>
-          <w:rFonts w:ascii="Adani" w:hAnsi="Adani"/>
-          <w:b/>
-          <w:sz w:val="20"/>
-          <w:u w:val="none"/>
-        </w:rPr>
-        <w:t>ADANI RENEWABLE ENERGY TWENTY ONE LIMITED</w:t>
+        <w:t>ADANI RENEWABLE ENERGY TWENTY LIMITED</w:t>
       </w:r>
     </w:p>
     <w:p>
@@ -3578,7 +3523,7 @@
           <w:sz w:val="20"/>
           <w:u w:val="none"/>
         </w:rPr>
-        <w:t>ADANI RENEWABLE ENERGY TWENTY LIMITED</w:t>
+        <w:t>ADANI RENEWABLE ENERGY TWENTY ONE LIMITED</w:t>
       </w:r>
     </w:p>
     <w:p/>
@@ -3654,6 +3599,21 @@
           <w:sz w:val="20"/>
           <w:u w:val="none"/>
         </w:rPr>
+        <w:t>ADANI RENEWABLE ENERGY HOLDING ONE LIMITED</w:t>
+      </w:r>
+    </w:p>
+    <w:p>
+      <w:pPr>
+        <w:spacing w:before="0" w:after="20"/>
+        <w:jc w:val="left"/>
+      </w:pPr>
+      <w:r>
+        <w:rPr>
+          <w:rFonts w:ascii="Adani" w:hAnsi="Adani"/>
+          <w:b w:val="0"/>
+          <w:sz w:val="20"/>
+          <w:u w:val="none"/>
+        </w:rPr>
         <w:t>ADANI RENEWABLE ENERGY HOLDING THREE LIMITED</w:t>
       </w:r>
     </w:p>
@@ -3670,21 +3630,6 @@
           <w:u w:val="none"/>
         </w:rPr>
         <w:t>ADANI RENEWABLE ENERGY HOLDING FIVE LIMITED</w:t>
-      </w:r>
-    </w:p>
-    <w:p>
-      <w:pPr>
-        <w:spacing w:before="0" w:after="20"/>
-        <w:jc w:val="left"/>
-      </w:pPr>
-      <w:r>
-        <w:rPr>
-          <w:rFonts w:ascii="Adani" w:hAnsi="Adani"/>
-          <w:b w:val="0"/>
-          <w:sz w:val="20"/>
-          <w:u w:val="none"/>
-        </w:rPr>
-        <w:t>ADANI RENEWABLE ENERGY HOLDING ONE LIMITED</w:t>
       </w:r>
     </w:p>
     <w:p>
@@ -3729,22 +3674,7 @@
           <w:sz w:val="20"/>
           <w:u w:val="none"/>
         </w:rPr>
-        <w:t>ADANI SOLAR ENERGY BARMER ONE LIMITED</w:t>
-      </w:r>
-    </w:p>
-    <w:p>
-      <w:pPr>
-        <w:spacing w:before="0" w:after="20"/>
-        <w:jc w:val="left"/>
-      </w:pPr>
-      <w:r>
-        <w:rPr>
-          <w:rFonts w:ascii="Adani" w:hAnsi="Adani"/>
-          <w:b w:val="0"/>
-          <w:sz w:val="20"/>
-          <w:u w:val="none"/>
-        </w:rPr>
-        <w:t>ADANI RENEWABLE ENERGY TWENTY ONE LIMITED</w:t>
+        <w:t>ADANI RENEWABLE ENERGY TWENTY LIMITED</w:t>
       </w:r>
     </w:p>
     <w:p>
@@ -3789,7 +3719,7 @@
           <w:sz w:val="20"/>
           <w:u w:val="none"/>
         </w:rPr>
-        <w:t>ADANI RENEWABLE ENERGY TWENTY LIMITED</w:t>
+        <w:t>ADANI RENEWABLE ENERGY TWENTY ONE LIMITED</w:t>
       </w:r>
     </w:p>
     <w:p/>
@@ -4612,7 +4542,7 @@
                 <w:sz w:val="18"/>
                 <w:u w:val="none"/>
               </w:rPr>
-              <w:t>12</w:t>
+              <w:t>11</w:t>
             </w:r>
           </w:p>
         </w:tc>
@@ -4899,6 +4829,120 @@
                 <w:sz w:val="18"/>
                 <w:u w:val="none"/>
               </w:rPr>
+              <w:t>U40106GJ2016PLC086536</w:t>
+            </w:r>
+          </w:p>
+        </w:tc>
+        <w:tc>
+          <w:tcPr>
+            <w:tcW w:type="dxa" w:w="4252"/>
+            <w:shd w:val="clear" w:color="auto" w:fill="FFFFFF"/>
+            <w:tcBorders>
+              <w:top w:val="single" w:sz="4" w:space="0" w:color="000000"/>
+              <w:left w:val="single" w:sz="4" w:space="0" w:color="000000"/>
+              <w:bottom w:val="single" w:sz="4" w:space="0" w:color="000000"/>
+              <w:right w:val="single" w:sz="4" w:space="0" w:color="000000"/>
+            </w:tcBorders>
+            <w:vAlign w:val="center"/>
+          </w:tcPr>
+          <w:p>
+            <w:pPr>
+              <w:spacing w:before="40" w:after="40"/>
+              <w:jc w:val="left"/>
+            </w:pPr>
+            <w:r>
+              <w:rPr>
+                <w:rFonts w:ascii="Adani" w:hAnsi="Adani"/>
+                <w:b w:val="0"/>
+                <w:sz w:val="18"/>
+                <w:u w:val="none"/>
+              </w:rPr>
+              <w:t>ADANI RENEWABLE ENERGY HOLDING ONE LIMITED</w:t>
+            </w:r>
+          </w:p>
+        </w:tc>
+        <w:tc>
+          <w:tcPr>
+            <w:tcW w:type="dxa" w:w="1587"/>
+            <w:shd w:val="clear" w:color="auto" w:fill="FFFFFF"/>
+            <w:tcBorders>
+              <w:top w:val="single" w:sz="4" w:space="0" w:color="000000"/>
+              <w:left w:val="single" w:sz="4" w:space="0" w:color="000000"/>
+              <w:bottom w:val="single" w:sz="4" w:space="0" w:color="000000"/>
+              <w:right w:val="single" w:sz="4" w:space="0" w:color="000000"/>
+            </w:tcBorders>
+            <w:vAlign w:val="center"/>
+          </w:tcPr>
+          <w:p>
+            <w:pPr>
+              <w:spacing w:before="40" w:after="40"/>
+              <w:jc w:val="left"/>
+            </w:pPr>
+            <w:r>
+              <w:rPr>
+                <w:rFonts w:ascii="Adani" w:hAnsi="Adani"/>
+                <w:b w:val="0"/>
+                <w:sz w:val="18"/>
+                <w:u w:val="none"/>
+              </w:rPr>
+              <w:t>Additional Director</w:t>
+            </w:r>
+          </w:p>
+        </w:tc>
+        <w:tc>
+          <w:tcPr>
+            <w:tcW w:type="dxa" w:w="1304"/>
+            <w:shd w:val="clear" w:color="auto" w:fill="FFFFFF"/>
+            <w:tcBorders>
+              <w:top w:val="single" w:sz="4" w:space="0" w:color="000000"/>
+              <w:left w:val="single" w:sz="4" w:space="0" w:color="000000"/>
+              <w:bottom w:val="single" w:sz="4" w:space="0" w:color="000000"/>
+              <w:right w:val="single" w:sz="4" w:space="0" w:color="000000"/>
+            </w:tcBorders>
+            <w:vAlign w:val="center"/>
+          </w:tcPr>
+          <w:p>
+            <w:pPr>
+              <w:spacing w:before="40" w:after="40"/>
+              <w:jc w:val="left"/>
+            </w:pPr>
+            <w:r>
+              <w:rPr>
+                <w:rFonts w:ascii="Adani" w:hAnsi="Adani"/>
+                <w:b w:val="0"/>
+                <w:sz w:val="18"/>
+                <w:u w:val="none"/>
+              </w:rPr>
+              <w:t>04/12/2025</w:t>
+            </w:r>
+          </w:p>
+        </w:tc>
+      </w:tr>
+      <w:tr>
+        <w:tc>
+          <w:tcPr>
+            <w:tcW w:type="dxa" w:w="2268"/>
+            <w:shd w:val="clear" w:color="auto" w:fill="FFFFFF"/>
+            <w:tcBorders>
+              <w:top w:val="single" w:sz="4" w:space="0" w:color="000000"/>
+              <w:left w:val="single" w:sz="4" w:space="0" w:color="000000"/>
+              <w:bottom w:val="single" w:sz="4" w:space="0" w:color="000000"/>
+              <w:right w:val="single" w:sz="4" w:space="0" w:color="000000"/>
+            </w:tcBorders>
+            <w:vAlign w:val="center"/>
+          </w:tcPr>
+          <w:p>
+            <w:pPr>
+              <w:spacing w:before="40" w:after="40"/>
+              <w:jc w:val="left"/>
+            </w:pPr>
+            <w:r>
+              <w:rPr>
+                <w:rFonts w:ascii="Adani" w:hAnsi="Adani"/>
+                <w:b w:val="0"/>
+                <w:sz w:val="18"/>
+                <w:u w:val="none"/>
+              </w:rPr>
               <w:t>U40106GJ2015PLC082724</w:t>
             </w:r>
           </w:p>
@@ -5127,7 +5171,7 @@
                 <w:sz w:val="18"/>
                 <w:u w:val="none"/>
               </w:rPr>
-              <w:t>U40106GJ2016PLC086536</w:t>
+              <w:t>U40106DL2018PLC342542</w:t>
             </w:r>
           </w:p>
         </w:tc>
@@ -5155,121 +5199,7 @@
                 <w:sz w:val="18"/>
                 <w:u w:val="none"/>
               </w:rPr>
-              <w:t>ADANI RENEWABLE ENERGY HOLDING ONE LIMITED</w:t>
-            </w:r>
-          </w:p>
-        </w:tc>
-        <w:tc>
-          <w:tcPr>
-            <w:tcW w:type="dxa" w:w="1587"/>
-            <w:shd w:val="clear" w:color="auto" w:fill="FFFFFF"/>
-            <w:tcBorders>
-              <w:top w:val="single" w:sz="4" w:space="0" w:color="000000"/>
-              <w:left w:val="single" w:sz="4" w:space="0" w:color="000000"/>
-              <w:bottom w:val="single" w:sz="4" w:space="0" w:color="000000"/>
-              <w:right w:val="single" w:sz="4" w:space="0" w:color="000000"/>
-            </w:tcBorders>
-            <w:vAlign w:val="center"/>
-          </w:tcPr>
-          <w:p>
-            <w:pPr>
-              <w:spacing w:before="40" w:after="40"/>
-              <w:jc w:val="left"/>
-            </w:pPr>
-            <w:r>
-              <w:rPr>
-                <w:rFonts w:ascii="Adani" w:hAnsi="Adani"/>
-                <w:b w:val="0"/>
-                <w:sz w:val="18"/>
-                <w:u w:val="none"/>
-              </w:rPr>
-              <w:t>Additional Director</w:t>
-            </w:r>
-          </w:p>
-        </w:tc>
-        <w:tc>
-          <w:tcPr>
-            <w:tcW w:type="dxa" w:w="1304"/>
-            <w:shd w:val="clear" w:color="auto" w:fill="FFFFFF"/>
-            <w:tcBorders>
-              <w:top w:val="single" w:sz="4" w:space="0" w:color="000000"/>
-              <w:left w:val="single" w:sz="4" w:space="0" w:color="000000"/>
-              <w:bottom w:val="single" w:sz="4" w:space="0" w:color="000000"/>
-              <w:right w:val="single" w:sz="4" w:space="0" w:color="000000"/>
-            </w:tcBorders>
-            <w:vAlign w:val="center"/>
-          </w:tcPr>
-          <w:p>
-            <w:pPr>
-              <w:spacing w:before="40" w:after="40"/>
-              <w:jc w:val="left"/>
-            </w:pPr>
-            <w:r>
-              <w:rPr>
-                <w:rFonts w:ascii="Adani" w:hAnsi="Adani"/>
-                <w:b w:val="0"/>
-                <w:sz w:val="18"/>
-                <w:u w:val="none"/>
-              </w:rPr>
-              <w:t>04/12/2025</w:t>
-            </w:r>
-          </w:p>
-        </w:tc>
-      </w:tr>
-      <w:tr>
-        <w:tc>
-          <w:tcPr>
-            <w:tcW w:type="dxa" w:w="2268"/>
-            <w:shd w:val="clear" w:color="auto" w:fill="FFFFFF"/>
-            <w:tcBorders>
-              <w:top w:val="single" w:sz="4" w:space="0" w:color="000000"/>
-              <w:left w:val="single" w:sz="4" w:space="0" w:color="000000"/>
-              <w:bottom w:val="single" w:sz="4" w:space="0" w:color="000000"/>
-              <w:right w:val="single" w:sz="4" w:space="0" w:color="000000"/>
-            </w:tcBorders>
-            <w:vAlign w:val="center"/>
-          </w:tcPr>
-          <w:p>
-            <w:pPr>
-              <w:spacing w:before="40" w:after="40"/>
-              <w:jc w:val="left"/>
-            </w:pPr>
-            <w:r>
-              <w:rPr>
-                <w:rFonts w:ascii="Adani" w:hAnsi="Adani"/>
-                <w:b w:val="0"/>
-                <w:sz w:val="18"/>
-                <w:u w:val="none"/>
-              </w:rPr>
-              <w:t>U40106DL2020PTC360038</w:t>
-            </w:r>
-          </w:p>
-        </w:tc>
-        <w:tc>
-          <w:tcPr>
-            <w:tcW w:type="dxa" w:w="4252"/>
-            <w:shd w:val="clear" w:color="auto" w:fill="FFFFFF"/>
-            <w:tcBorders>
-              <w:top w:val="single" w:sz="4" w:space="0" w:color="000000"/>
-              <w:left w:val="single" w:sz="4" w:space="0" w:color="000000"/>
-              <w:bottom w:val="single" w:sz="4" w:space="0" w:color="000000"/>
-              <w:right w:val="single" w:sz="4" w:space="0" w:color="000000"/>
-            </w:tcBorders>
-            <w:vAlign w:val="center"/>
-          </w:tcPr>
-          <w:p>
-            <w:pPr>
-              <w:spacing w:before="40" w:after="40"/>
-              <w:jc w:val="left"/>
-            </w:pPr>
-            <w:r>
-              <w:rPr>
-                <w:rFonts w:ascii="Adani" w:hAnsi="Adani"/>
-                <w:b w:val="0"/>
-                <w:sz w:val="18"/>
-                <w:u w:val="none"/>
-              </w:rPr>
-              <w:t>ADANI RENEWABLE ENERGY THIRTY ONE PRIVATE LIMITED</w:t>
+              <w:t>ADANI RENEWABLE ENERGY EIGHTEEN LIMITED</w:t>
             </w:r>
           </w:p>
         </w:tc>
@@ -5355,7 +5285,7 @@
                 <w:sz w:val="18"/>
                 <w:u w:val="none"/>
               </w:rPr>
-              <w:t>U40106DL2018PLC342542</w:t>
+              <w:t>U40106DL2020PTC360038</w:t>
             </w:r>
           </w:p>
         </w:tc>
@@ -5383,7 +5313,7 @@
                 <w:sz w:val="18"/>
                 <w:u w:val="none"/>
               </w:rPr>
-              <w:t>ADANI RENEWABLE ENERGY EIGHTEEN LIMITED</w:t>
+              <w:t>ADANI RENEWABLE ENERGY THIRTY ONE PRIVATE LIMITED</w:t>
             </w:r>
           </w:p>
         </w:tc>
@@ -5583,7 +5513,7 @@
                 <w:sz w:val="18"/>
                 <w:u w:val="none"/>
               </w:rPr>
-              <w:t>U40300DL2020PLC362980</w:t>
+              <w:t>U40106DL2019PLC346847</w:t>
             </w:r>
           </w:p>
         </w:tc>
@@ -5611,121 +5541,7 @@
                 <w:sz w:val="18"/>
                 <w:u w:val="none"/>
               </w:rPr>
-              <w:t>ADANI SOLAR ENERGY BARMER ONE LIMITED</w:t>
-            </w:r>
-          </w:p>
-        </w:tc>
-        <w:tc>
-          <w:tcPr>
-            <w:tcW w:type="dxa" w:w="1587"/>
-            <w:shd w:val="clear" w:color="auto" w:fill="FFFFFF"/>
-            <w:tcBorders>
-              <w:top w:val="single" w:sz="4" w:space="0" w:color="000000"/>
-              <w:left w:val="single" w:sz="4" w:space="0" w:color="000000"/>
-              <w:bottom w:val="single" w:sz="4" w:space="0" w:color="000000"/>
-              <w:right w:val="single" w:sz="4" w:space="0" w:color="000000"/>
-            </w:tcBorders>
-            <w:vAlign w:val="center"/>
-          </w:tcPr>
-          <w:p>
-            <w:pPr>
-              <w:spacing w:before="40" w:after="40"/>
-              <w:jc w:val="left"/>
-            </w:pPr>
-            <w:r>
-              <w:rPr>
-                <w:rFonts w:ascii="Adani" w:hAnsi="Adani"/>
-                <w:b w:val="0"/>
-                <w:sz w:val="18"/>
-                <w:u w:val="none"/>
-              </w:rPr>
-              <w:t>Director</w:t>
-            </w:r>
-          </w:p>
-        </w:tc>
-        <w:tc>
-          <w:tcPr>
-            <w:tcW w:type="dxa" w:w="1304"/>
-            <w:shd w:val="clear" w:color="auto" w:fill="FFFFFF"/>
-            <w:tcBorders>
-              <w:top w:val="single" w:sz="4" w:space="0" w:color="000000"/>
-              <w:left w:val="single" w:sz="4" w:space="0" w:color="000000"/>
-              <w:bottom w:val="single" w:sz="4" w:space="0" w:color="000000"/>
-              <w:right w:val="single" w:sz="4" w:space="0" w:color="000000"/>
-            </w:tcBorders>
-            <w:vAlign w:val="center"/>
-          </w:tcPr>
-          <w:p>
-            <w:pPr>
-              <w:spacing w:before="40" w:after="40"/>
-              <w:jc w:val="left"/>
-            </w:pPr>
-            <w:r>
-              <w:rPr>
-                <w:rFonts w:ascii="Adani" w:hAnsi="Adani"/>
-                <w:b w:val="0"/>
-                <w:sz w:val="18"/>
-                <w:u w:val="none"/>
-              </w:rPr>
-              <w:t>27/11/2021</w:t>
-            </w:r>
-          </w:p>
-        </w:tc>
-      </w:tr>
-      <w:tr>
-        <w:tc>
-          <w:tcPr>
-            <w:tcW w:type="dxa" w:w="2268"/>
-            <w:shd w:val="clear" w:color="auto" w:fill="FFFFFF"/>
-            <w:tcBorders>
-              <w:top w:val="single" w:sz="4" w:space="0" w:color="000000"/>
-              <w:left w:val="single" w:sz="4" w:space="0" w:color="000000"/>
-              <w:bottom w:val="single" w:sz="4" w:space="0" w:color="000000"/>
-              <w:right w:val="single" w:sz="4" w:space="0" w:color="000000"/>
-            </w:tcBorders>
-            <w:vAlign w:val="center"/>
-          </w:tcPr>
-          <w:p>
-            <w:pPr>
-              <w:spacing w:before="40" w:after="40"/>
-              <w:jc w:val="left"/>
-            </w:pPr>
-            <w:r>
-              <w:rPr>
-                <w:rFonts w:ascii="Adani" w:hAnsi="Adani"/>
-                <w:b w:val="0"/>
-                <w:sz w:val="18"/>
-                <w:u w:val="none"/>
-              </w:rPr>
-              <w:t>U40106DL2019PLC345047</w:t>
-            </w:r>
-          </w:p>
-        </w:tc>
-        <w:tc>
-          <w:tcPr>
-            <w:tcW w:type="dxa" w:w="4252"/>
-            <w:shd w:val="clear" w:color="auto" w:fill="FFFFFF"/>
-            <w:tcBorders>
-              <w:top w:val="single" w:sz="4" w:space="0" w:color="000000"/>
-              <w:left w:val="single" w:sz="4" w:space="0" w:color="000000"/>
-              <w:bottom w:val="single" w:sz="4" w:space="0" w:color="000000"/>
-              <w:right w:val="single" w:sz="4" w:space="0" w:color="000000"/>
-            </w:tcBorders>
-            <w:vAlign w:val="center"/>
-          </w:tcPr>
-          <w:p>
-            <w:pPr>
-              <w:spacing w:before="40" w:after="40"/>
-              <w:jc w:val="left"/>
-            </w:pPr>
-            <w:r>
-              <w:rPr>
-                <w:rFonts w:ascii="Adani" w:hAnsi="Adani"/>
-                <w:b w:val="0"/>
-                <w:sz w:val="18"/>
-                <w:u w:val="none"/>
-              </w:rPr>
-              <w:t>ADANI RENEWABLE ENERGY TWENTY ONE LIMITED</w:t>
+              <w:t>ADANI RENEWABLE ENERGY TWENTY LIMITED</w:t>
             </w:r>
           </w:p>
         </w:tc>
@@ -6039,7 +5855,7 @@
                 <w:sz w:val="18"/>
                 <w:u w:val="none"/>
               </w:rPr>
-              <w:t>U40106DL2019PLC346847</w:t>
+              <w:t>U40106DL2019PLC345047</w:t>
             </w:r>
           </w:p>
         </w:tc>
@@ -6067,7 +5883,7 @@
                 <w:sz w:val="18"/>
                 <w:u w:val="none"/>
               </w:rPr>
-              <w:t>ADANI RENEWABLE ENERGY TWENTY LIMITED</w:t>
+              <w:t>ADANI RENEWABLE ENERGY TWENTY ONE LIMITED</w:t>
             </w:r>
           </w:p>
         </w:tc>

--- a/Backend/Director_Disclosure/Output_Disclosures/2024-25/ADANI_RENEWABLE_ENERGY_HOLDING_FIVE_LIMITED/MBP-1/MBP1_Vijaykumar_Chimanbhai_Lad_09222614.docx
+++ b/Backend/Director_Disclosure/Output_Disclosures/2024-25/ADANI_RENEWABLE_ENERGY_HOLDING_FIVE_LIMITED/MBP-1/MBP1_Vijaykumar_Chimanbhai_Lad_09222614.docx
@@ -2130,7 +2130,7 @@
                 <w:sz w:val="18"/>
                 <w:u w:val="none"/>
               </w:rPr>
-              <w:t>Date:   15th May, 2026</w:t>
+              <w:t>Date:   27th May, 2026</w:t>
             </w:r>
           </w:p>
         </w:tc>
@@ -3167,7 +3167,7 @@
                 <w:sz w:val="18"/>
                 <w:u w:val="none"/>
               </w:rPr>
-              <w:t>Date:   15th May, 2026</w:t>
+              <w:t>Date:   27th May, 2026</w:t>
             </w:r>
           </w:p>
         </w:tc>
@@ -3328,7 +3328,7 @@
           <w:sz w:val="20"/>
           <w:u w:val="none"/>
         </w:rPr>
-        <w:t>15th May, 2026</w:t>
+        <w:t>27th May, 2026</w:t>
       </w:r>
     </w:p>
     <w:p>

--- a/Backend/Director_Disclosure/Output_Disclosures/2024-25/ADANI_RENEWABLE_ENERGY_HOLDING_FIVE_LIMITED/MBP-1/MBP1_Vijaykumar_Chimanbhai_Lad_09222614.docx
+++ b/Backend/Director_Disclosure/Output_Disclosures/2024-25/ADANI_RENEWABLE_ENERGY_HOLDING_FIVE_LIMITED/MBP-1/MBP1_Vijaykumar_Chimanbhai_Lad_09222614.docx
@@ -673,7 +673,7 @@
                 <w:sz w:val="18"/>
                 <w:u w:val="none"/>
               </w:rPr>
-              <w:t>ADANI RENEWABLE ENERGY HOLDING THREE LIMITED</w:t>
+              <w:t>ADANI RENEWABLE ENERGY HOLDING FIVE LIMITED</w:t>
             </w:r>
           </w:p>
         </w:tc>
@@ -815,7 +815,7 @@
                 <w:sz w:val="18"/>
                 <w:u w:val="none"/>
               </w:rPr>
-              <w:t>ADANI RENEWABLE ENERGY HOLDING FIVE LIMITED</w:t>
+              <w:t>ADANI RENEWABLE ENERGY HOLDING THREE LIMITED</w:t>
             </w:r>
           </w:p>
         </w:tc>
@@ -1099,148 +1099,6 @@
                 <w:sz w:val="18"/>
                 <w:u w:val="none"/>
               </w:rPr>
-              <w:t>ADANI RENEWABLE ENERGY THIRTY ONE PRIVATE LIMITED</w:t>
-            </w:r>
-          </w:p>
-        </w:tc>
-        <w:tc>
-          <w:tcPr>
-            <w:tcW w:type="dxa" w:w="1814"/>
-            <w:shd w:val="clear" w:color="auto" w:fill="FFFFFF"/>
-            <w:tcBorders>
-              <w:top w:val="single" w:sz="4" w:space="0" w:color="000000"/>
-              <w:left w:val="single" w:sz="4" w:space="0" w:color="000000"/>
-              <w:bottom w:val="single" w:sz="4" w:space="0" w:color="000000"/>
-              <w:right w:val="single" w:sz="4" w:space="0" w:color="000000"/>
-            </w:tcBorders>
-            <w:vAlign w:val="center"/>
-          </w:tcPr>
-          <w:p>
-            <w:pPr>
-              <w:spacing w:before="40" w:after="40"/>
-              <w:jc w:val="left"/>
-            </w:pPr>
-            <w:r>
-              <w:rPr>
-                <w:rFonts w:ascii="Adani" w:hAnsi="Adani"/>
-                <w:b w:val="0"/>
-                <w:sz w:val="18"/>
-                <w:u w:val="none"/>
-              </w:rPr>
-              <w:t>Director</w:t>
-            </w:r>
-          </w:p>
-        </w:tc>
-        <w:tc>
-          <w:tcPr>
-            <w:tcW w:type="dxa" w:w="1020"/>
-            <w:shd w:val="clear" w:color="auto" w:fill="FFFFFF"/>
-            <w:tcBorders>
-              <w:top w:val="single" w:sz="4" w:space="0" w:color="000000"/>
-              <w:left w:val="single" w:sz="4" w:space="0" w:color="000000"/>
-              <w:bottom w:val="single" w:sz="4" w:space="0" w:color="000000"/>
-              <w:right w:val="single" w:sz="4" w:space="0" w:color="000000"/>
-            </w:tcBorders>
-            <w:vAlign w:val="center"/>
-          </w:tcPr>
-          <w:p>
-            <w:pPr>
-              <w:spacing w:before="40" w:after="40"/>
-              <w:jc w:val="left"/>
-            </w:pPr>
-            <w:r>
-              <w:rPr>
-                <w:rFonts w:ascii="Adani" w:hAnsi="Adani"/>
-                <w:b w:val="0"/>
-                <w:sz w:val="18"/>
-                <w:u w:val="none"/>
-              </w:rPr>
-              <w:t>NIL</w:t>
-            </w:r>
-          </w:p>
-        </w:tc>
-        <w:tc>
-          <w:tcPr>
-            <w:tcW w:type="dxa" w:w="1247"/>
-            <w:shd w:val="clear" w:color="auto" w:fill="FFFFFF"/>
-            <w:tcBorders>
-              <w:top w:val="single" w:sz="4" w:space="0" w:color="000000"/>
-              <w:left w:val="single" w:sz="4" w:space="0" w:color="000000"/>
-              <w:bottom w:val="single" w:sz="4" w:space="0" w:color="000000"/>
-              <w:right w:val="single" w:sz="4" w:space="0" w:color="000000"/>
-            </w:tcBorders>
-            <w:vAlign w:val="center"/>
-          </w:tcPr>
-          <w:p>
-            <w:pPr>
-              <w:spacing w:before="40" w:after="40"/>
-              <w:jc w:val="left"/>
-            </w:pPr>
-            <w:r>
-              <w:rPr>
-                <w:rFonts w:ascii="Adani" w:hAnsi="Adani"/>
-                <w:b w:val="0"/>
-                <w:sz w:val="18"/>
-                <w:u w:val="none"/>
-              </w:rPr>
-              <w:t>30/11/2021</w:t>
-            </w:r>
-          </w:p>
-        </w:tc>
-      </w:tr>
-      <w:tr>
-        <w:tc>
-          <w:tcPr>
-            <w:tcW w:type="dxa" w:w="680"/>
-            <w:shd w:val="clear" w:color="auto" w:fill="FFFFFF"/>
-            <w:tcBorders>
-              <w:top w:val="single" w:sz="4" w:space="0" w:color="000000"/>
-              <w:left w:val="single" w:sz="4" w:space="0" w:color="000000"/>
-              <w:bottom w:val="single" w:sz="4" w:space="0" w:color="000000"/>
-              <w:right w:val="single" w:sz="4" w:space="0" w:color="000000"/>
-            </w:tcBorders>
-            <w:vAlign w:val="center"/>
-          </w:tcPr>
-          <w:p>
-            <w:pPr>
-              <w:spacing w:before="40" w:after="40"/>
-              <w:jc w:val="left"/>
-            </w:pPr>
-            <w:r>
-              <w:rPr>
-                <w:rFonts w:ascii="Adani" w:hAnsi="Adani"/>
-                <w:b w:val="0"/>
-                <w:sz w:val="18"/>
-                <w:u w:val="none"/>
-              </w:rPr>
-              <w:t>7</w:t>
-            </w:r>
-          </w:p>
-        </w:tc>
-        <w:tc>
-          <w:tcPr>
-            <w:tcW w:type="dxa" w:w="3969"/>
-            <w:shd w:val="clear" w:color="auto" w:fill="FFFFFF"/>
-            <w:tcBorders>
-              <w:top w:val="single" w:sz="4" w:space="0" w:color="000000"/>
-              <w:left w:val="single" w:sz="4" w:space="0" w:color="000000"/>
-              <w:bottom w:val="single" w:sz="4" w:space="0" w:color="000000"/>
-              <w:right w:val="single" w:sz="4" w:space="0" w:color="000000"/>
-            </w:tcBorders>
-            <w:vAlign w:val="center"/>
-          </w:tcPr>
-          <w:p>
-            <w:pPr>
-              <w:spacing w:before="40" w:after="40"/>
-              <w:jc w:val="left"/>
-            </w:pPr>
-            <w:r>
-              <w:rPr>
-                <w:rFonts w:ascii="Adani" w:hAnsi="Adani"/>
-                <w:b w:val="0"/>
-                <w:sz w:val="18"/>
-                <w:u w:val="none"/>
-              </w:rPr>
               <w:t>ADANI RENEWABLE ENERGY HOLDING SEVENTEEN LIMITED</w:t>
             </w:r>
           </w:p>
@@ -1355,7 +1213,7 @@
                 <w:sz w:val="18"/>
                 <w:u w:val="none"/>
               </w:rPr>
-              <w:t>8</w:t>
+              <w:t>7</w:t>
             </w:r>
           </w:p>
         </w:tc>
@@ -1497,6 +1355,148 @@
                 <w:sz w:val="18"/>
                 <w:u w:val="none"/>
               </w:rPr>
+              <w:t>8</w:t>
+            </w:r>
+          </w:p>
+        </w:tc>
+        <w:tc>
+          <w:tcPr>
+            <w:tcW w:type="dxa" w:w="3969"/>
+            <w:shd w:val="clear" w:color="auto" w:fill="FFFFFF"/>
+            <w:tcBorders>
+              <w:top w:val="single" w:sz="4" w:space="0" w:color="000000"/>
+              <w:left w:val="single" w:sz="4" w:space="0" w:color="000000"/>
+              <w:bottom w:val="single" w:sz="4" w:space="0" w:color="000000"/>
+              <w:right w:val="single" w:sz="4" w:space="0" w:color="000000"/>
+            </w:tcBorders>
+            <w:vAlign w:val="center"/>
+          </w:tcPr>
+          <w:p>
+            <w:pPr>
+              <w:spacing w:before="40" w:after="40"/>
+              <w:jc w:val="left"/>
+            </w:pPr>
+            <w:r>
+              <w:rPr>
+                <w:rFonts w:ascii="Adani" w:hAnsi="Adani"/>
+                <w:b w:val="0"/>
+                <w:sz w:val="18"/>
+                <w:u w:val="none"/>
+              </w:rPr>
+              <w:t>ADANI RENEWABLE ENERGY NINETEEN LIMITED</w:t>
+            </w:r>
+          </w:p>
+        </w:tc>
+        <w:tc>
+          <w:tcPr>
+            <w:tcW w:type="dxa" w:w="1814"/>
+            <w:shd w:val="clear" w:color="auto" w:fill="FFFFFF"/>
+            <w:tcBorders>
+              <w:top w:val="single" w:sz="4" w:space="0" w:color="000000"/>
+              <w:left w:val="single" w:sz="4" w:space="0" w:color="000000"/>
+              <w:bottom w:val="single" w:sz="4" w:space="0" w:color="000000"/>
+              <w:right w:val="single" w:sz="4" w:space="0" w:color="000000"/>
+            </w:tcBorders>
+            <w:vAlign w:val="center"/>
+          </w:tcPr>
+          <w:p>
+            <w:pPr>
+              <w:spacing w:before="40" w:after="40"/>
+              <w:jc w:val="left"/>
+            </w:pPr>
+            <w:r>
+              <w:rPr>
+                <w:rFonts w:ascii="Adani" w:hAnsi="Adani"/>
+                <w:b w:val="0"/>
+                <w:sz w:val="18"/>
+                <w:u w:val="none"/>
+              </w:rPr>
+              <w:t>Director</w:t>
+            </w:r>
+          </w:p>
+        </w:tc>
+        <w:tc>
+          <w:tcPr>
+            <w:tcW w:type="dxa" w:w="1020"/>
+            <w:shd w:val="clear" w:color="auto" w:fill="FFFFFF"/>
+            <w:tcBorders>
+              <w:top w:val="single" w:sz="4" w:space="0" w:color="000000"/>
+              <w:left w:val="single" w:sz="4" w:space="0" w:color="000000"/>
+              <w:bottom w:val="single" w:sz="4" w:space="0" w:color="000000"/>
+              <w:right w:val="single" w:sz="4" w:space="0" w:color="000000"/>
+            </w:tcBorders>
+            <w:vAlign w:val="center"/>
+          </w:tcPr>
+          <w:p>
+            <w:pPr>
+              <w:spacing w:before="40" w:after="40"/>
+              <w:jc w:val="left"/>
+            </w:pPr>
+            <w:r>
+              <w:rPr>
+                <w:rFonts w:ascii="Adani" w:hAnsi="Adani"/>
+                <w:b w:val="0"/>
+                <w:sz w:val="18"/>
+                <w:u w:val="none"/>
+              </w:rPr>
+              <w:t>NIL</w:t>
+            </w:r>
+          </w:p>
+        </w:tc>
+        <w:tc>
+          <w:tcPr>
+            <w:tcW w:type="dxa" w:w="1247"/>
+            <w:shd w:val="clear" w:color="auto" w:fill="FFFFFF"/>
+            <w:tcBorders>
+              <w:top w:val="single" w:sz="4" w:space="0" w:color="000000"/>
+              <w:left w:val="single" w:sz="4" w:space="0" w:color="000000"/>
+              <w:bottom w:val="single" w:sz="4" w:space="0" w:color="000000"/>
+              <w:right w:val="single" w:sz="4" w:space="0" w:color="000000"/>
+            </w:tcBorders>
+            <w:vAlign w:val="center"/>
+          </w:tcPr>
+          <w:p>
+            <w:pPr>
+              <w:spacing w:before="40" w:after="40"/>
+              <w:jc w:val="left"/>
+            </w:pPr>
+            <w:r>
+              <w:rPr>
+                <w:rFonts w:ascii="Adani" w:hAnsi="Adani"/>
+                <w:b w:val="0"/>
+                <w:sz w:val="18"/>
+                <w:u w:val="none"/>
+              </w:rPr>
+              <w:t>30/09/2021</w:t>
+            </w:r>
+          </w:p>
+        </w:tc>
+      </w:tr>
+      <w:tr>
+        <w:tc>
+          <w:tcPr>
+            <w:tcW w:type="dxa" w:w="680"/>
+            <w:shd w:val="clear" w:color="auto" w:fill="FFFFFF"/>
+            <w:tcBorders>
+              <w:top w:val="single" w:sz="4" w:space="0" w:color="000000"/>
+              <w:left w:val="single" w:sz="4" w:space="0" w:color="000000"/>
+              <w:bottom w:val="single" w:sz="4" w:space="0" w:color="000000"/>
+              <w:right w:val="single" w:sz="4" w:space="0" w:color="000000"/>
+            </w:tcBorders>
+            <w:vAlign w:val="center"/>
+          </w:tcPr>
+          <w:p>
+            <w:pPr>
+              <w:spacing w:before="40" w:after="40"/>
+              <w:jc w:val="left"/>
+            </w:pPr>
+            <w:r>
+              <w:rPr>
+                <w:rFonts w:ascii="Adani" w:hAnsi="Adani"/>
+                <w:b w:val="0"/>
+                <w:sz w:val="18"/>
+                <w:u w:val="none"/>
+              </w:rPr>
               <w:t>9</w:t>
             </w:r>
           </w:p>
@@ -1525,7 +1525,7 @@
                 <w:sz w:val="18"/>
                 <w:u w:val="none"/>
               </w:rPr>
-              <w:t>ADANI RENEWABLE ENERGY NINETEEN LIMITED</w:t>
+              <w:t>ADANI RENEWABLE ENERGY TWENTY ONE LIMITED</w:t>
             </w:r>
           </w:p>
         </w:tc>
@@ -1668,148 +1668,6 @@
                 <w:u w:val="none"/>
               </w:rPr>
               <w:t>ADANI SOLAR ENERGY JODHPUR SEVEN LIMITED</w:t>
-            </w:r>
-          </w:p>
-        </w:tc>
-        <w:tc>
-          <w:tcPr>
-            <w:tcW w:type="dxa" w:w="1814"/>
-            <w:shd w:val="clear" w:color="auto" w:fill="FFFFFF"/>
-            <w:tcBorders>
-              <w:top w:val="single" w:sz="4" w:space="0" w:color="000000"/>
-              <w:left w:val="single" w:sz="4" w:space="0" w:color="000000"/>
-              <w:bottom w:val="single" w:sz="4" w:space="0" w:color="000000"/>
-              <w:right w:val="single" w:sz="4" w:space="0" w:color="000000"/>
-            </w:tcBorders>
-            <w:vAlign w:val="center"/>
-          </w:tcPr>
-          <w:p>
-            <w:pPr>
-              <w:spacing w:before="40" w:after="40"/>
-              <w:jc w:val="left"/>
-            </w:pPr>
-            <w:r>
-              <w:rPr>
-                <w:rFonts w:ascii="Adani" w:hAnsi="Adani"/>
-                <w:b w:val="0"/>
-                <w:sz w:val="18"/>
-                <w:u w:val="none"/>
-              </w:rPr>
-              <w:t>Director</w:t>
-            </w:r>
-          </w:p>
-        </w:tc>
-        <w:tc>
-          <w:tcPr>
-            <w:tcW w:type="dxa" w:w="1020"/>
-            <w:shd w:val="clear" w:color="auto" w:fill="FFFFFF"/>
-            <w:tcBorders>
-              <w:top w:val="single" w:sz="4" w:space="0" w:color="000000"/>
-              <w:left w:val="single" w:sz="4" w:space="0" w:color="000000"/>
-              <w:bottom w:val="single" w:sz="4" w:space="0" w:color="000000"/>
-              <w:right w:val="single" w:sz="4" w:space="0" w:color="000000"/>
-            </w:tcBorders>
-            <w:vAlign w:val="center"/>
-          </w:tcPr>
-          <w:p>
-            <w:pPr>
-              <w:spacing w:before="40" w:after="40"/>
-              <w:jc w:val="left"/>
-            </w:pPr>
-            <w:r>
-              <w:rPr>
-                <w:rFonts w:ascii="Adani" w:hAnsi="Adani"/>
-                <w:b w:val="0"/>
-                <w:sz w:val="18"/>
-                <w:u w:val="none"/>
-              </w:rPr>
-              <w:t>NIL</w:t>
-            </w:r>
-          </w:p>
-        </w:tc>
-        <w:tc>
-          <w:tcPr>
-            <w:tcW w:type="dxa" w:w="1247"/>
-            <w:shd w:val="clear" w:color="auto" w:fill="FFFFFF"/>
-            <w:tcBorders>
-              <w:top w:val="single" w:sz="4" w:space="0" w:color="000000"/>
-              <w:left w:val="single" w:sz="4" w:space="0" w:color="000000"/>
-              <w:bottom w:val="single" w:sz="4" w:space="0" w:color="000000"/>
-              <w:right w:val="single" w:sz="4" w:space="0" w:color="000000"/>
-            </w:tcBorders>
-            <w:vAlign w:val="center"/>
-          </w:tcPr>
-          <w:p>
-            <w:pPr>
-              <w:spacing w:before="40" w:after="40"/>
-              <w:jc w:val="left"/>
-            </w:pPr>
-            <w:r>
-              <w:rPr>
-                <w:rFonts w:ascii="Adani" w:hAnsi="Adani"/>
-                <w:b w:val="0"/>
-                <w:sz w:val="18"/>
-                <w:u w:val="none"/>
-              </w:rPr>
-              <w:t>30/09/2021</w:t>
-            </w:r>
-          </w:p>
-        </w:tc>
-      </w:tr>
-      <w:tr>
-        <w:tc>
-          <w:tcPr>
-            <w:tcW w:type="dxa" w:w="680"/>
-            <w:shd w:val="clear" w:color="auto" w:fill="FFFFFF"/>
-            <w:tcBorders>
-              <w:top w:val="single" w:sz="4" w:space="0" w:color="000000"/>
-              <w:left w:val="single" w:sz="4" w:space="0" w:color="000000"/>
-              <w:bottom w:val="single" w:sz="4" w:space="0" w:color="000000"/>
-              <w:right w:val="single" w:sz="4" w:space="0" w:color="000000"/>
-            </w:tcBorders>
-            <w:vAlign w:val="center"/>
-          </w:tcPr>
-          <w:p>
-            <w:pPr>
-              <w:spacing w:before="40" w:after="40"/>
-              <w:jc w:val="left"/>
-            </w:pPr>
-            <w:r>
-              <w:rPr>
-                <w:rFonts w:ascii="Adani" w:hAnsi="Adani"/>
-                <w:b w:val="0"/>
-                <w:sz w:val="18"/>
-                <w:u w:val="none"/>
-              </w:rPr>
-              <w:t>11</w:t>
-            </w:r>
-          </w:p>
-        </w:tc>
-        <w:tc>
-          <w:tcPr>
-            <w:tcW w:type="dxa" w:w="3969"/>
-            <w:shd w:val="clear" w:color="auto" w:fill="FFFFFF"/>
-            <w:tcBorders>
-              <w:top w:val="single" w:sz="4" w:space="0" w:color="000000"/>
-              <w:left w:val="single" w:sz="4" w:space="0" w:color="000000"/>
-              <w:bottom w:val="single" w:sz="4" w:space="0" w:color="000000"/>
-              <w:right w:val="single" w:sz="4" w:space="0" w:color="000000"/>
-            </w:tcBorders>
-            <w:vAlign w:val="center"/>
-          </w:tcPr>
-          <w:p>
-            <w:pPr>
-              <w:spacing w:before="40" w:after="40"/>
-              <w:jc w:val="left"/>
-            </w:pPr>
-            <w:r>
-              <w:rPr>
-                <w:rFonts w:ascii="Adani" w:hAnsi="Adani"/>
-                <w:b w:val="0"/>
-                <w:sz w:val="18"/>
-                <w:u w:val="none"/>
-              </w:rPr>
-              <w:t>ADANI RENEWABLE ENERGY TWENTY ONE LIMITED</w:t>
             </w:r>
           </w:p>
         </w:tc>
@@ -2130,7 +1988,7 @@
                 <w:sz w:val="18"/>
                 <w:u w:val="none"/>
               </w:rPr>
-              <w:t>Date:   27th May, 2026</w:t>
+              <w:t>Date:   09th June, 2026</w:t>
             </w:r>
           </w:p>
         </w:tc>
@@ -3167,7 +3025,7 @@
                 <w:sz w:val="18"/>
                 <w:u w:val="none"/>
               </w:rPr>
-              <w:t>Date:   27th May, 2026</w:t>
+              <w:t>Date:   09th June, 2026</w:t>
             </w:r>
           </w:p>
         </w:tc>
@@ -3328,7 +3186,7 @@
           <w:sz w:val="20"/>
           <w:u w:val="none"/>
         </w:rPr>
-        <w:t>27th May, 2026</w:t>
+        <w:t>09th June, 2026</w:t>
       </w:r>
     </w:p>
     <w:p>
@@ -3403,6 +3261,21 @@
           <w:sz w:val="20"/>
           <w:u w:val="none"/>
         </w:rPr>
+        <w:t>ADANI RENEWABLE ENERGY HOLDING FIVE LIMITED</w:t>
+      </w:r>
+    </w:p>
+    <w:p>
+      <w:pPr>
+        <w:spacing w:before="0" w:after="20"/>
+        <w:jc w:val="left"/>
+      </w:pPr>
+      <w:r>
+        <w:rPr>
+          <w:rFonts w:ascii="Adani" w:hAnsi="Adani"/>
+          <w:b/>
+          <w:sz w:val="20"/>
+          <w:u w:val="none"/>
+        </w:rPr>
         <w:t>ADANI RENEWABLE ENERGY HOLDING THREE LIMITED</w:t>
       </w:r>
     </w:p>
@@ -3418,37 +3291,7 @@
           <w:sz w:val="20"/>
           <w:u w:val="none"/>
         </w:rPr>
-        <w:t>ADANI RENEWABLE ENERGY HOLDING FIVE LIMITED</w:t>
-      </w:r>
-    </w:p>
-    <w:p>
-      <w:pPr>
-        <w:spacing w:before="0" w:after="20"/>
-        <w:jc w:val="left"/>
-      </w:pPr>
-      <w:r>
-        <w:rPr>
-          <w:rFonts w:ascii="Adani" w:hAnsi="Adani"/>
-          <w:b/>
-          <w:sz w:val="20"/>
-          <w:u w:val="none"/>
-        </w:rPr>
         <w:t>ADANI RENEWABLE ENERGY EIGHTEEN LIMITED</w:t>
-      </w:r>
-    </w:p>
-    <w:p>
-      <w:pPr>
-        <w:spacing w:before="0" w:after="20"/>
-        <w:jc w:val="left"/>
-      </w:pPr>
-      <w:r>
-        <w:rPr>
-          <w:rFonts w:ascii="Adani" w:hAnsi="Adani"/>
-          <w:b/>
-          <w:sz w:val="20"/>
-          <w:u w:val="none"/>
-        </w:rPr>
-        <w:t>ADANI RENEWABLE ENERGY THIRTY ONE PRIVATE LIMITED</w:t>
       </w:r>
     </w:p>
     <w:p>
@@ -3508,7 +3351,7 @@
           <w:sz w:val="20"/>
           <w:u w:val="none"/>
         </w:rPr>
-        <w:t>ADANI SOLAR ENERGY JODHPUR SEVEN LIMITED</w:t>
+        <w:t>ADANI RENEWABLE ENERGY TWENTY ONE LIMITED</w:t>
       </w:r>
     </w:p>
     <w:p>
@@ -3523,7 +3366,7 @@
           <w:sz w:val="20"/>
           <w:u w:val="none"/>
         </w:rPr>
-        <w:t>ADANI RENEWABLE ENERGY TWENTY ONE LIMITED</w:t>
+        <w:t>ADANI SOLAR ENERGY JODHPUR SEVEN LIMITED</w:t>
       </w:r>
     </w:p>
     <w:p/>
@@ -3614,7 +3457,7 @@
           <w:sz w:val="20"/>
           <w:u w:val="none"/>
         </w:rPr>
-        <w:t>ADANI RENEWABLE ENERGY HOLDING THREE LIMITED</w:t>
+        <w:t>ADANI RENEWABLE ENERGY HOLDING FIVE LIMITED</w:t>
       </w:r>
     </w:p>
     <w:p>
@@ -3629,7 +3472,7 @@
           <w:sz w:val="20"/>
           <w:u w:val="none"/>
         </w:rPr>
-        <w:t>ADANI RENEWABLE ENERGY HOLDING FIVE LIMITED</w:t>
+        <w:t>ADANI RENEWABLE ENERGY HOLDING THREE LIMITED</w:t>
       </w:r>
     </w:p>
     <w:p>
@@ -3704,7 +3547,7 @@
           <w:sz w:val="20"/>
           <w:u w:val="none"/>
         </w:rPr>
-        <w:t>ADANI SOLAR ENERGY JODHPUR SEVEN LIMITED</w:t>
+        <w:t>ADANI RENEWABLE ENERGY TWENTY ONE LIMITED</w:t>
       </w:r>
     </w:p>
     <w:p>
@@ -3719,7 +3562,7 @@
           <w:sz w:val="20"/>
           <w:u w:val="none"/>
         </w:rPr>
-        <w:t>ADANI RENEWABLE ENERGY TWENTY ONE LIMITED</w:t>
+        <w:t>ADANI SOLAR ENERGY JODHPUR SEVEN LIMITED</w:t>
       </w:r>
     </w:p>
     <w:p/>
@@ -3774,8 +3617,8 @@
     </w:p>
     <w:p>
       <w:pPr>
-        <w:spacing w:before="0" w:after="20"/>
-        <w:jc w:val="left"/>
+        <w:spacing w:before="0" w:after="80"/>
+        <w:jc w:val="center"/>
       </w:pPr>
       <w:r>
         <w:rPr>
@@ -3784,7 +3627,10 @@
           <w:sz w:val="20"/>
           <w:u w:val="none"/>
         </w:rPr>
-        <w:t>ADANI RENEWABLE ENERGY THIRTY ONE PRIVATE LIMITED</w:t>
+        <w:tab/>
+        <w:tab/>
+        <w:tab/>
+        <w:t>NIL</w:t>
       </w:r>
     </w:p>
     <w:p/>
@@ -4542,7 +4388,7 @@
                 <w:sz w:val="18"/>
                 <w:u w:val="none"/>
               </w:rPr>
-              <w:t>11</w:t>
+              <w:t>10</w:t>
             </w:r>
           </w:p>
         </w:tc>
@@ -4943,6 +4789,120 @@
                 <w:sz w:val="18"/>
                 <w:u w:val="none"/>
               </w:rPr>
+              <w:t>U70101GJ2015PLC083588</w:t>
+            </w:r>
+          </w:p>
+        </w:tc>
+        <w:tc>
+          <w:tcPr>
+            <w:tcW w:type="dxa" w:w="4252"/>
+            <w:shd w:val="clear" w:color="auto" w:fill="FFFFFF"/>
+            <w:tcBorders>
+              <w:top w:val="single" w:sz="4" w:space="0" w:color="000000"/>
+              <w:left w:val="single" w:sz="4" w:space="0" w:color="000000"/>
+              <w:bottom w:val="single" w:sz="4" w:space="0" w:color="000000"/>
+              <w:right w:val="single" w:sz="4" w:space="0" w:color="000000"/>
+            </w:tcBorders>
+            <w:vAlign w:val="center"/>
+          </w:tcPr>
+          <w:p>
+            <w:pPr>
+              <w:spacing w:before="40" w:after="40"/>
+              <w:jc w:val="left"/>
+            </w:pPr>
+            <w:r>
+              <w:rPr>
+                <w:rFonts w:ascii="Adani" w:hAnsi="Adani"/>
+                <w:b w:val="0"/>
+                <w:sz w:val="18"/>
+                <w:u w:val="none"/>
+              </w:rPr>
+              <w:t>ADANI RENEWABLE ENERGY HOLDING FIVE LIMITED</w:t>
+            </w:r>
+          </w:p>
+        </w:tc>
+        <w:tc>
+          <w:tcPr>
+            <w:tcW w:type="dxa" w:w="1587"/>
+            <w:shd w:val="clear" w:color="auto" w:fill="FFFFFF"/>
+            <w:tcBorders>
+              <w:top w:val="single" w:sz="4" w:space="0" w:color="000000"/>
+              <w:left w:val="single" w:sz="4" w:space="0" w:color="000000"/>
+              <w:bottom w:val="single" w:sz="4" w:space="0" w:color="000000"/>
+              <w:right w:val="single" w:sz="4" w:space="0" w:color="000000"/>
+            </w:tcBorders>
+            <w:vAlign w:val="center"/>
+          </w:tcPr>
+          <w:p>
+            <w:pPr>
+              <w:spacing w:before="40" w:after="40"/>
+              <w:jc w:val="left"/>
+            </w:pPr>
+            <w:r>
+              <w:rPr>
+                <w:rFonts w:ascii="Adani" w:hAnsi="Adani"/>
+                <w:b w:val="0"/>
+                <w:sz w:val="18"/>
+                <w:u w:val="none"/>
+              </w:rPr>
+              <w:t>Additional Director</w:t>
+            </w:r>
+          </w:p>
+        </w:tc>
+        <w:tc>
+          <w:tcPr>
+            <w:tcW w:type="dxa" w:w="1304"/>
+            <w:shd w:val="clear" w:color="auto" w:fill="FFFFFF"/>
+            <w:tcBorders>
+              <w:top w:val="single" w:sz="4" w:space="0" w:color="000000"/>
+              <w:left w:val="single" w:sz="4" w:space="0" w:color="000000"/>
+              <w:bottom w:val="single" w:sz="4" w:space="0" w:color="000000"/>
+              <w:right w:val="single" w:sz="4" w:space="0" w:color="000000"/>
+            </w:tcBorders>
+            <w:vAlign w:val="center"/>
+          </w:tcPr>
+          <w:p>
+            <w:pPr>
+              <w:spacing w:before="40" w:after="40"/>
+              <w:jc w:val="left"/>
+            </w:pPr>
+            <w:r>
+              <w:rPr>
+                <w:rFonts w:ascii="Adani" w:hAnsi="Adani"/>
+                <w:b w:val="0"/>
+                <w:sz w:val="18"/>
+                <w:u w:val="none"/>
+              </w:rPr>
+              <w:t>04/12/2025</w:t>
+            </w:r>
+          </w:p>
+        </w:tc>
+      </w:tr>
+      <w:tr>
+        <w:tc>
+          <w:tcPr>
+            <w:tcW w:type="dxa" w:w="2268"/>
+            <w:shd w:val="clear" w:color="auto" w:fill="FFFFFF"/>
+            <w:tcBorders>
+              <w:top w:val="single" w:sz="4" w:space="0" w:color="000000"/>
+              <w:left w:val="single" w:sz="4" w:space="0" w:color="000000"/>
+              <w:bottom w:val="single" w:sz="4" w:space="0" w:color="000000"/>
+              <w:right w:val="single" w:sz="4" w:space="0" w:color="000000"/>
+            </w:tcBorders>
+            <w:vAlign w:val="center"/>
+          </w:tcPr>
+          <w:p>
+            <w:pPr>
+              <w:spacing w:before="40" w:after="40"/>
+              <w:jc w:val="left"/>
+            </w:pPr>
+            <w:r>
+              <w:rPr>
+                <w:rFonts w:ascii="Adani" w:hAnsi="Adani"/>
+                <w:b w:val="0"/>
+                <w:sz w:val="18"/>
+                <w:u w:val="none"/>
+              </w:rPr>
               <w:t>U40106GJ2015PLC082724</w:t>
             </w:r>
           </w:p>
@@ -5057,120 +5017,6 @@
                 <w:sz w:val="18"/>
                 <w:u w:val="none"/>
               </w:rPr>
-              <w:t>U70101GJ2015PLC083588</w:t>
-            </w:r>
-          </w:p>
-        </w:tc>
-        <w:tc>
-          <w:tcPr>
-            <w:tcW w:type="dxa" w:w="4252"/>
-            <w:shd w:val="clear" w:color="auto" w:fill="FFFFFF"/>
-            <w:tcBorders>
-              <w:top w:val="single" w:sz="4" w:space="0" w:color="000000"/>
-              <w:left w:val="single" w:sz="4" w:space="0" w:color="000000"/>
-              <w:bottom w:val="single" w:sz="4" w:space="0" w:color="000000"/>
-              <w:right w:val="single" w:sz="4" w:space="0" w:color="000000"/>
-            </w:tcBorders>
-            <w:vAlign w:val="center"/>
-          </w:tcPr>
-          <w:p>
-            <w:pPr>
-              <w:spacing w:before="40" w:after="40"/>
-              <w:jc w:val="left"/>
-            </w:pPr>
-            <w:r>
-              <w:rPr>
-                <w:rFonts w:ascii="Adani" w:hAnsi="Adani"/>
-                <w:b w:val="0"/>
-                <w:sz w:val="18"/>
-                <w:u w:val="none"/>
-              </w:rPr>
-              <w:t>ADANI RENEWABLE ENERGY HOLDING FIVE LIMITED</w:t>
-            </w:r>
-          </w:p>
-        </w:tc>
-        <w:tc>
-          <w:tcPr>
-            <w:tcW w:type="dxa" w:w="1587"/>
-            <w:shd w:val="clear" w:color="auto" w:fill="FFFFFF"/>
-            <w:tcBorders>
-              <w:top w:val="single" w:sz="4" w:space="0" w:color="000000"/>
-              <w:left w:val="single" w:sz="4" w:space="0" w:color="000000"/>
-              <w:bottom w:val="single" w:sz="4" w:space="0" w:color="000000"/>
-              <w:right w:val="single" w:sz="4" w:space="0" w:color="000000"/>
-            </w:tcBorders>
-            <w:vAlign w:val="center"/>
-          </w:tcPr>
-          <w:p>
-            <w:pPr>
-              <w:spacing w:before="40" w:after="40"/>
-              <w:jc w:val="left"/>
-            </w:pPr>
-            <w:r>
-              <w:rPr>
-                <w:rFonts w:ascii="Adani" w:hAnsi="Adani"/>
-                <w:b w:val="0"/>
-                <w:sz w:val="18"/>
-                <w:u w:val="none"/>
-              </w:rPr>
-              <w:t>Additional Director</w:t>
-            </w:r>
-          </w:p>
-        </w:tc>
-        <w:tc>
-          <w:tcPr>
-            <w:tcW w:type="dxa" w:w="1304"/>
-            <w:shd w:val="clear" w:color="auto" w:fill="FFFFFF"/>
-            <w:tcBorders>
-              <w:top w:val="single" w:sz="4" w:space="0" w:color="000000"/>
-              <w:left w:val="single" w:sz="4" w:space="0" w:color="000000"/>
-              <w:bottom w:val="single" w:sz="4" w:space="0" w:color="000000"/>
-              <w:right w:val="single" w:sz="4" w:space="0" w:color="000000"/>
-            </w:tcBorders>
-            <w:vAlign w:val="center"/>
-          </w:tcPr>
-          <w:p>
-            <w:pPr>
-              <w:spacing w:before="40" w:after="40"/>
-              <w:jc w:val="left"/>
-            </w:pPr>
-            <w:r>
-              <w:rPr>
-                <w:rFonts w:ascii="Adani" w:hAnsi="Adani"/>
-                <w:b w:val="0"/>
-                <w:sz w:val="18"/>
-                <w:u w:val="none"/>
-              </w:rPr>
-              <w:t>04/12/2025</w:t>
-            </w:r>
-          </w:p>
-        </w:tc>
-      </w:tr>
-      <w:tr>
-        <w:tc>
-          <w:tcPr>
-            <w:tcW w:type="dxa" w:w="2268"/>
-            <w:shd w:val="clear" w:color="auto" w:fill="FFFFFF"/>
-            <w:tcBorders>
-              <w:top w:val="single" w:sz="4" w:space="0" w:color="000000"/>
-              <w:left w:val="single" w:sz="4" w:space="0" w:color="000000"/>
-              <w:bottom w:val="single" w:sz="4" w:space="0" w:color="000000"/>
-              <w:right w:val="single" w:sz="4" w:space="0" w:color="000000"/>
-            </w:tcBorders>
-            <w:vAlign w:val="center"/>
-          </w:tcPr>
-          <w:p>
-            <w:pPr>
-              <w:spacing w:before="40" w:after="40"/>
-              <w:jc w:val="left"/>
-            </w:pPr>
-            <w:r>
-              <w:rPr>
-                <w:rFonts w:ascii="Adani" w:hAnsi="Adani"/>
-                <w:b w:val="0"/>
-                <w:sz w:val="18"/>
-                <w:u w:val="none"/>
-              </w:rPr>
               <w:t>U40106DL2018PLC342542</w:t>
             </w:r>
           </w:p>
@@ -5200,120 +5046,6 @@
                 <w:u w:val="none"/>
               </w:rPr>
               <w:t>ADANI RENEWABLE ENERGY EIGHTEEN LIMITED</w:t>
-            </w:r>
-          </w:p>
-        </w:tc>
-        <w:tc>
-          <w:tcPr>
-            <w:tcW w:type="dxa" w:w="1587"/>
-            <w:shd w:val="clear" w:color="auto" w:fill="FFFFFF"/>
-            <w:tcBorders>
-              <w:top w:val="single" w:sz="4" w:space="0" w:color="000000"/>
-              <w:left w:val="single" w:sz="4" w:space="0" w:color="000000"/>
-              <w:bottom w:val="single" w:sz="4" w:space="0" w:color="000000"/>
-              <w:right w:val="single" w:sz="4" w:space="0" w:color="000000"/>
-            </w:tcBorders>
-            <w:vAlign w:val="center"/>
-          </w:tcPr>
-          <w:p>
-            <w:pPr>
-              <w:spacing w:before="40" w:after="40"/>
-              <w:jc w:val="left"/>
-            </w:pPr>
-            <w:r>
-              <w:rPr>
-                <w:rFonts w:ascii="Adani" w:hAnsi="Adani"/>
-                <w:b w:val="0"/>
-                <w:sz w:val="18"/>
-                <w:u w:val="none"/>
-              </w:rPr>
-              <w:t>Director</w:t>
-            </w:r>
-          </w:p>
-        </w:tc>
-        <w:tc>
-          <w:tcPr>
-            <w:tcW w:type="dxa" w:w="1304"/>
-            <w:shd w:val="clear" w:color="auto" w:fill="FFFFFF"/>
-            <w:tcBorders>
-              <w:top w:val="single" w:sz="4" w:space="0" w:color="000000"/>
-              <w:left w:val="single" w:sz="4" w:space="0" w:color="000000"/>
-              <w:bottom w:val="single" w:sz="4" w:space="0" w:color="000000"/>
-              <w:right w:val="single" w:sz="4" w:space="0" w:color="000000"/>
-            </w:tcBorders>
-            <w:vAlign w:val="center"/>
-          </w:tcPr>
-          <w:p>
-            <w:pPr>
-              <w:spacing w:before="40" w:after="40"/>
-              <w:jc w:val="left"/>
-            </w:pPr>
-            <w:r>
-              <w:rPr>
-                <w:rFonts w:ascii="Adani" w:hAnsi="Adani"/>
-                <w:b w:val="0"/>
-                <w:sz w:val="18"/>
-                <w:u w:val="none"/>
-              </w:rPr>
-              <w:t>30/11/2021</w:t>
-            </w:r>
-          </w:p>
-        </w:tc>
-      </w:tr>
-      <w:tr>
-        <w:tc>
-          <w:tcPr>
-            <w:tcW w:type="dxa" w:w="2268"/>
-            <w:shd w:val="clear" w:color="auto" w:fill="FFFFFF"/>
-            <w:tcBorders>
-              <w:top w:val="single" w:sz="4" w:space="0" w:color="000000"/>
-              <w:left w:val="single" w:sz="4" w:space="0" w:color="000000"/>
-              <w:bottom w:val="single" w:sz="4" w:space="0" w:color="000000"/>
-              <w:right w:val="single" w:sz="4" w:space="0" w:color="000000"/>
-            </w:tcBorders>
-            <w:vAlign w:val="center"/>
-          </w:tcPr>
-          <w:p>
-            <w:pPr>
-              <w:spacing w:before="40" w:after="40"/>
-              <w:jc w:val="left"/>
-            </w:pPr>
-            <w:r>
-              <w:rPr>
-                <w:rFonts w:ascii="Adani" w:hAnsi="Adani"/>
-                <w:b w:val="0"/>
-                <w:sz w:val="18"/>
-                <w:u w:val="none"/>
-              </w:rPr>
-              <w:t>U40106DL2020PTC360038</w:t>
-            </w:r>
-          </w:p>
-        </w:tc>
-        <w:tc>
-          <w:tcPr>
-            <w:tcW w:type="dxa" w:w="4252"/>
-            <w:shd w:val="clear" w:color="auto" w:fill="FFFFFF"/>
-            <w:tcBorders>
-              <w:top w:val="single" w:sz="4" w:space="0" w:color="000000"/>
-              <w:left w:val="single" w:sz="4" w:space="0" w:color="000000"/>
-              <w:bottom w:val="single" w:sz="4" w:space="0" w:color="000000"/>
-              <w:right w:val="single" w:sz="4" w:space="0" w:color="000000"/>
-            </w:tcBorders>
-            <w:vAlign w:val="center"/>
-          </w:tcPr>
-          <w:p>
-            <w:pPr>
-              <w:spacing w:before="40" w:after="40"/>
-              <w:jc w:val="left"/>
-            </w:pPr>
-            <w:r>
-              <w:rPr>
-                <w:rFonts w:ascii="Adani" w:hAnsi="Adani"/>
-                <w:b w:val="0"/>
-                <w:sz w:val="18"/>
-                <w:u w:val="none"/>
-              </w:rPr>
-              <w:t>ADANI RENEWABLE ENERGY THIRTY ONE PRIVATE LIMITED</w:t>
             </w:r>
           </w:p>
         </w:tc>
@@ -5741,7 +5473,7 @@
                 <w:sz w:val="18"/>
                 <w:u w:val="none"/>
               </w:rPr>
-              <w:t>U40108DL2020PLC360878</w:t>
+              <w:t>U40106DL2019PLC345047</w:t>
             </w:r>
           </w:p>
         </w:tc>
@@ -5769,7 +5501,7 @@
                 <w:sz w:val="18"/>
                 <w:u w:val="none"/>
               </w:rPr>
-              <w:t>ADANI SOLAR ENERGY JODHPUR SEVEN LIMITED</w:t>
+              <w:t>ADANI RENEWABLE ENERGY TWENTY ONE LIMITED</w:t>
             </w:r>
           </w:p>
         </w:tc>
@@ -5855,7 +5587,7 @@
                 <w:sz w:val="18"/>
                 <w:u w:val="none"/>
               </w:rPr>
-              <w:t>U40106DL2019PLC345047</w:t>
+              <w:t>U40108DL2020PLC360878</w:t>
             </w:r>
           </w:p>
         </w:tc>
@@ -5883,7 +5615,7 @@
                 <w:sz w:val="18"/>
                 <w:u w:val="none"/>
               </w:rPr>
-              <w:t>ADANI RENEWABLE ENERGY TWENTY ONE LIMITED</w:t>
+              <w:t>ADANI SOLAR ENERGY JODHPUR SEVEN LIMITED</w:t>
             </w:r>
           </w:p>
         </w:tc>
